--- a/fuentes/228118_CF32_DU.docx
+++ b/fuentes/228118_CF32_DU.docx
@@ -1,6 +1,6 @@
 
 <file path=word/document.xml><?xml version="1.0" encoding="utf-8"?>
-<w:document xmlns:wpc="http://schemas.microsoft.com/office/word/2010/wordprocessingCanvas" xmlns:cx="http://schemas.microsoft.com/office/drawing/2014/chartex" xmlns:cx1="http://schemas.microsoft.com/office/drawing/2015/9/8/chartex" xmlns:cx2="http://schemas.microsoft.com/office/drawing/2015/10/21/chartex" xmlns:cx3="http://schemas.microsoft.com/office/drawing/2016/5/9/chartex" xmlns:cx4="http://schemas.microsoft.com/office/drawing/2016/5/10/chartex" xmlns:cx5="http://schemas.microsoft.com/office/drawing/2016/5/11/chartex" xmlns:cx6="http://schemas.microsoft.com/office/drawing/2016/5/12/chartex" xmlns:cx7="http://schemas.microsoft.com/office/drawing/2016/5/13/chartex" xmlns:cx8="http://schemas.microsoft.com/office/drawing/2016/5/14/chartex" xmlns:mc="http://schemas.openxmlformats.org/markup-compatibility/2006" xmlns:aink="http://schemas.microsoft.com/office/drawing/2016/ink" xmlns:am3d="http://schemas.microsoft.com/office/drawing/2017/model3d" xmlns:o="urn:schemas-microsoft-com:office:office" xmlns:oel="http://schemas.microsoft.com/office/2019/extlst" xmlns:r="http://schemas.openxmlformats.org/officeDocument/2006/relationships" xmlns:m="http://schemas.openxmlformats.org/officeDocument/2006/math" xmlns:v="urn:schemas-microsoft-com:vml" xmlns:wp14="http://schemas.microsoft.com/office/word/2010/wordprocessingDrawing" xmlns:wp="http://schemas.openxmlformats.org/drawingml/2006/wordprocessingDrawing" xmlns:w10="urn:schemas-microsoft-com:office:word" xmlns:w="http://schemas.openxmlformats.org/wordprocessingml/2006/main" xmlns:w14="http://schemas.microsoft.com/office/word/2010/wordml" xmlns:w15="http://schemas.microsoft.com/office/word/2012/wordml" xmlns:w16cex="http://schemas.microsoft.com/office/word/2018/wordml/cex" xmlns:w16cid="http://schemas.microsoft.com/office/word/2016/wordml/cid" xmlns:w16="http://schemas.microsoft.com/office/word/2018/wordml" xmlns:w16du="http://schemas.microsoft.com/office/word/2023/wordml/word16du" xmlns:w16sdtdh="http://schemas.microsoft.com/office/word/2020/wordml/sdtdatahash" xmlns:w16se="http://schemas.microsoft.com/office/word/2015/wordml/symex" xmlns:wpg="http://schemas.microsoft.com/office/word/2010/wordprocessingGroup" xmlns:wpi="http://schemas.microsoft.com/office/word/2010/wordprocessingInk" xmlns:wne="http://schemas.microsoft.com/office/word/2006/wordml" xmlns:wps="http://schemas.microsoft.com/office/word/2010/wordprocessingShape" mc:Ignorable="w14 w15 w16se w16cid w16 w16cex w16sdtdh w16du wp14">
+<w:document xmlns:wpc="http://schemas.microsoft.com/office/word/2010/wordprocessingCanvas" xmlns:cx="http://schemas.microsoft.com/office/drawing/2014/chartex" xmlns:cx1="http://schemas.microsoft.com/office/drawing/2015/9/8/chartex" xmlns:cx2="http://schemas.microsoft.com/office/drawing/2015/10/21/chartex" xmlns:cx3="http://schemas.microsoft.com/office/drawing/2016/5/9/chartex" xmlns:cx4="http://schemas.microsoft.com/office/drawing/2016/5/10/chartex" xmlns:cx5="http://schemas.microsoft.com/office/drawing/2016/5/11/chartex" xmlns:cx6="http://schemas.microsoft.com/office/drawing/2016/5/12/chartex" xmlns:cx7="http://schemas.microsoft.com/office/drawing/2016/5/13/chartex" xmlns:cx8="http://schemas.microsoft.com/office/drawing/2016/5/14/chartex" xmlns:mc="http://schemas.openxmlformats.org/markup-compatibility/2006" xmlns:aink="http://schemas.microsoft.com/office/drawing/2016/ink" xmlns:am3d="http://schemas.microsoft.com/office/drawing/2017/model3d" xmlns:o="urn:schemas-microsoft-com:office:office" xmlns:r="http://schemas.openxmlformats.org/officeDocument/2006/relationships" xmlns:m="http://schemas.openxmlformats.org/officeDocument/2006/math" xmlns:v="urn:schemas-microsoft-com:vml" xmlns:wp14="http://schemas.microsoft.com/office/word/2010/wordprocessingDrawing" xmlns:wp="http://schemas.openxmlformats.org/drawingml/2006/wordprocessingDrawing" xmlns:w10="urn:schemas-microsoft-com:office:word" xmlns:w="http://schemas.openxmlformats.org/wordprocessingml/2006/main" xmlns:w14="http://schemas.microsoft.com/office/word/2010/wordml" xmlns:w15="http://schemas.microsoft.com/office/word/2012/wordml" xmlns:w16cex="http://schemas.microsoft.com/office/word/2018/wordml/cex" xmlns:w16cid="http://schemas.microsoft.com/office/word/2016/wordml/cid" xmlns:w16="http://schemas.microsoft.com/office/word/2018/wordml" xmlns:w16sdtdh="http://schemas.microsoft.com/office/word/2020/wordml/sdtdatahash" xmlns:w16se="http://schemas.microsoft.com/office/word/2015/wordml/symex" xmlns:wpg="http://schemas.microsoft.com/office/word/2010/wordprocessingGroup" xmlns:wpi="http://schemas.microsoft.com/office/word/2010/wordprocessingInk" xmlns:wne="http://schemas.microsoft.com/office/word/2006/wordml" xmlns:wps="http://schemas.microsoft.com/office/word/2010/wordprocessingShape" mc:Ignorable="w14 w15 w16se w16cid w16 w16cex w16sdtdh wp14">
   <w:body>
     <w:p>
       <w:r>
@@ -43,7 +43,7 @@
                     <pic:cNvPicPr/>
                   </pic:nvPicPr>
                   <pic:blipFill>
-                    <a:blip r:embed="rId8">
+                    <a:blip r:embed="rId11">
                       <a:extLst>
                         <a:ext uri="{28A0092B-C50C-407E-A947-70E740481C1C}">
                           <a14:useLocalDpi xmlns:a14="http://schemas.microsoft.com/office/drawing/2010/main" val="0"/>
@@ -199,7 +199,7 @@
               </wp:anchor>
             </w:drawing>
           </mc:Choice>
-          <mc:Fallback>
+          <mc:Fallback xmlns:w16du="http://schemas.microsoft.com/office/word/2023/wordml/word16du" xmlns:oel="http://schemas.microsoft.com/office/2019/extlst">
             <w:pict>
               <v:rect w14:anchorId="04BF2410" id="Rectángulo 3" o:spid="_x0000_s1026" alt="&quot;&quot;" style="position:absolute;margin-left:-55.7pt;margin-top:26.5pt;width:613.85pt;height:204pt;z-index:-251655168;visibility:visible;mso-wrap-style:square;mso-height-percent:0;mso-wrap-distance-left:9pt;mso-wrap-distance-top:0;mso-wrap-distance-right:9pt;mso-wrap-distance-bottom:0;mso-position-horizontal:absolute;mso-position-horizontal-relative:text;mso-position-vertical:absolute;mso-position-vertical-relative:text;mso-height-percent:0;mso-height-relative:margin;v-text-anchor:middle" o:gfxdata="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" fillcolor="#00314d" stroked="f" strokeweight="1pt"/>
             </w:pict>
@@ -312,7 +312,7 @@
                 <v:stroke joinstyle="miter"/>
                 <v:path gradientshapeok="t" o:connecttype="rect"/>
               </v:shapetype>
-              <v:shape id="Cuadro de texto 2" o:spid="_x0000_s1026" type="#_x0000_t202" alt="&quot;&quot;" style="position:absolute;left:0;text-align:left;margin-left:-44.3pt;margin-top:24.95pt;width:537.8pt;height:121.6pt;z-index:251663360;visibility:visible;mso-wrap-style:square;mso-width-percent:0;mso-height-percent:0;mso-wrap-distance-left:9pt;mso-wrap-distance-top:3.6pt;mso-wrap-distance-right:9pt;mso-wrap-distance-bottom:3.6pt;mso-position-horizontal:absolute;mso-position-horizontal-relative:text;mso-position-vertical:absolute;mso-position-vertical-relative:text;mso-width-percent:0;mso-height-percent:0;mso-width-relative:margin;mso-height-relative:margin;v-text-anchor:top" o:gfxdata="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" filled="f" stroked="f">
+              <v:shape id="Cuadro de texto 2" o:spid="_x0000_s1026" type="#_x0000_t202" alt="&quot;&quot;" style="position:absolute;left:0;text-align:left;margin-left:-44.3pt;margin-top:24.95pt;width:537.8pt;height:121.6pt;z-index:251663360;visibility:visible;mso-wrap-style:square;mso-width-percent:0;mso-height-percent:0;mso-wrap-distance-left:9pt;mso-wrap-distance-top:3.6pt;mso-wrap-distance-right:9pt;mso-wrap-distance-bottom:3.6pt;mso-position-horizontal:absolute;mso-position-horizontal-relative:text;mso-position-vertical:absolute;mso-position-vertical-relative:text;mso-width-percent:0;mso-height-percent:0;mso-width-relative:margin;mso-height-relative:margin;v-text-anchor:top" o:gfxdata="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" filled="f" stroked="f">
                 <v:textbox>
                   <w:txbxContent>
                     <w:p>
@@ -3560,7 +3560,7 @@
             <w:pPr>
               <w:pStyle w:val="TextoTablas"/>
             </w:pPr>
-            <w:hyperlink r:id="rId9" w:history="1">
+            <w:hyperlink r:id="rId12" w:history="1">
               <w:r>
                 <w:rPr>
                   <w:rStyle w:val="Hipervnculo"/>
@@ -3603,7 +3603,7 @@
             <w:pPr>
               <w:pStyle w:val="TextoTablas"/>
             </w:pPr>
-            <w:hyperlink r:id="rId10" w:history="1">
+            <w:hyperlink r:id="rId13" w:history="1">
               <w:r>
                 <w:rPr>
                   <w:rStyle w:val="Hipervnculo"/>
@@ -3644,7 +3644,7 @@
             <w:pPr>
               <w:pStyle w:val="TextoTablas"/>
             </w:pPr>
-            <w:hyperlink r:id="rId11" w:history="1">
+            <w:hyperlink r:id="rId14" w:history="1">
               <w:r>
                 <w:rPr>
                   <w:rStyle w:val="Hipervnculo"/>
@@ -3679,7 +3679,7 @@
             <w:pPr>
               <w:pStyle w:val="TextoTablas"/>
             </w:pPr>
-            <w:hyperlink r:id="rId12" w:history="1">
+            <w:hyperlink r:id="rId15" w:history="1">
               <w:r>
                 <w:rPr>
                   <w:rStyle w:val="Hipervnculo"/>
@@ -3777,1449 +3777,6 @@
                 <pic:pic xmlns:pic="http://schemas.openxmlformats.org/drawingml/2006/picture">
                   <pic:nvPicPr>
                     <pic:cNvPr id="1023891272" name="Imagen 1023891272">
-                      <a:extLst>
-                        <a:ext uri="{C183D7F6-B498-43B3-948B-1728B52AA6E4}">
-                          <adec:decorative xmlns:adec="http://schemas.microsoft.com/office/drawing/2017/decorative" val="1"/>
-                        </a:ext>
-                      </a:extLst>
-                    </pic:cNvPr>
-                    <pic:cNvPicPr>
-                      <a:picLocks noChangeAspect="1" noChangeArrowheads="1"/>
-                    </pic:cNvPicPr>
-                  </pic:nvPicPr>
-                  <pic:blipFill>
-                    <a:blip r:embed="rId13">
-                      <a:extLst>
-                        <a:ext uri="{28A0092B-C50C-407E-A947-70E740481C1C}">
-                          <a14:useLocalDpi xmlns:a14="http://schemas.microsoft.com/office/drawing/2010/main" val="0"/>
-                        </a:ext>
-                      </a:extLst>
-                    </a:blip>
-                    <a:stretch>
-                      <a:fillRect/>
-                    </a:stretch>
-                  </pic:blipFill>
-                  <pic:spPr bwMode="auto">
-                    <a:xfrm>
-                      <a:off x="0" y="0"/>
-                      <a:ext cx="6331936" cy="3561714"/>
-                    </a:xfrm>
-                    <a:prstGeom prst="rect">
-                      <a:avLst/>
-                    </a:prstGeom>
-                    <a:noFill/>
-                    <a:ln>
-                      <a:noFill/>
-                    </a:ln>
-                  </pic:spPr>
-                </pic:pic>
-              </a:graphicData>
-            </a:graphic>
-          </wp:inline>
-        </w:drawing>
-      </w:r>
-    </w:p>
-    <w:p>
-      <w:pPr>
-        <w:ind w:firstLine="0"/>
-        <w:jc w:val="center"/>
-        <w:rPr>
-          <w:b/>
-          <w:bCs/>
-          <w:i/>
-          <w:iCs/>
-        </w:rPr>
-      </w:pPr>
-      <w:hyperlink r:id="rId14" w:history="1">
-        <w:r>
-          <w:rPr>
-            <w:rStyle w:val="Hipervnculo"/>
-            <w:b/>
-          </w:rPr>
-          <w:t>Enlace de reproducción del video</w:t>
-        </w:r>
-      </w:hyperlink>
-    </w:p>
-    <w:tbl>
-      <w:tblPr>
-        <w:tblStyle w:val="Tablaconcuadrcula"/>
-        <w:tblW w:w="0" w:type="auto"/>
-        <w:tblLook w:val="04A0" w:firstRow="1" w:lastRow="0" w:firstColumn="1" w:lastColumn="0" w:noHBand="0" w:noVBand="1"/>
-      </w:tblPr>
-      <w:tblGrid>
-        <w:gridCol w:w="9962"/>
-      </w:tblGrid>
-      <w:tr>
-        <w:tc>
-          <w:tcPr>
-            <w:tcW w:w="9962" w:type="dxa"/>
-          </w:tcPr>
-          <w:p>
-            <w:pPr>
-              <w:ind w:firstLine="0"/>
-              <w:jc w:val="center"/>
-              <w:rPr>
-                <w:b/>
-              </w:rPr>
-            </w:pPr>
-            <w:r>
-              <w:rPr>
-                <w:b/>
-              </w:rPr>
-              <w:t xml:space="preserve">Síntesis del video: </w:t>
-            </w:r>
-            <w:r>
-              <w:rPr>
-                <w:b/>
-              </w:rPr>
-              <w:t>Servicios de dominio</w:t>
-            </w:r>
-          </w:p>
-        </w:tc>
-      </w:tr>
-      <w:tr>
-        <w:tc>
-          <w:tcPr>
-            <w:tcW w:w="9962" w:type="dxa"/>
-          </w:tcPr>
-          <w:p>
-            <w:r>
-              <w:t>El dominio asocia una dirección IP con un nombre que puede ser seleccionado y que hace parte de la imagen que quiere ser proyectada hacia el mundo</w:t>
-            </w:r>
-            <w:r>
-              <w:t>,</w:t>
-            </w:r>
-            <w:r>
-              <w:t xml:space="preserve"> es posible seleccionar un nombre personalizado como dominio y es acá donde los diferentes servicios de dominio ofrecen un conjunto de paquetes y ofertas para poder registrarlo, al igual que en los servicios de Hosting los dominios son adquiridos por medio de arrendamientos,</w:t>
-            </w:r>
-            <w:r>
-              <w:t xml:space="preserve"> </w:t>
-            </w:r>
-            <w:r>
-              <w:t xml:space="preserve">teniendo en cuenta que los dominios son únicos no puede adquirir uno que ya esté previamente registrado. Los nombres de </w:t>
-            </w:r>
-            <w:proofErr w:type="gramStart"/>
-            <w:r>
-              <w:t>dominio</w:t>
-            </w:r>
-            <w:proofErr w:type="gramEnd"/>
-            <w:r>
-              <w:t xml:space="preserve"> </w:t>
-            </w:r>
-            <w:r>
-              <w:t>a</w:t>
-            </w:r>
-            <w:r>
-              <w:t>unque pueden ser personalizados de acuerdo a las necesidades deben cumplir con una estructura de niveles como se describe a continuación</w:t>
-            </w:r>
-            <w:r>
-              <w:t>.</w:t>
-            </w:r>
-            <w:r>
-              <w:t xml:space="preserve"> </w:t>
-            </w:r>
-            <w:r>
-              <w:t>P</w:t>
-            </w:r>
-            <w:r>
-              <w:t>rotocolo de transferencia: indica el protocolo usado para la transferencia de archivos por medio de la red, entre los más conocidos se encuentran los protocolos</w:t>
-            </w:r>
-            <w:r>
-              <w:t>:</w:t>
-            </w:r>
-            <w:r>
-              <w:t xml:space="preserve"> FTP, FTPS, SFTP, SCP y los más conocidos</w:t>
-            </w:r>
-            <w:r>
-              <w:t>:</w:t>
-            </w:r>
-            <w:r>
-              <w:t xml:space="preserve"> HTTP y HTTPS. Subdominio: especie de categorización del nombre del dominio que se realiza con fines organizativos y que se representa con un grupo de caracteres que prefija </w:t>
-            </w:r>
-            <w:r>
-              <w:t>e</w:t>
-            </w:r>
-            <w:r>
-              <w:t xml:space="preserve">l dominio </w:t>
-            </w:r>
-            <w:r>
-              <w:t>c</w:t>
-            </w:r>
-            <w:r>
-              <w:t>omo por ejemplo blog.dominio.com, en este caso la palabra blog representa el subdominio e indica el tipo de contenido presente en el dominio</w:t>
-            </w:r>
-            <w:r>
-              <w:t>,</w:t>
-            </w:r>
-            <w:r>
-              <w:t xml:space="preserve"> cuando no existe subdominio se reemplaza por las letras www. Dominio de segundo nivel SLD: corresponde al nombre del dominio como tal y que es </w:t>
-            </w:r>
-            <w:r>
-              <w:t>s</w:t>
-            </w:r>
-            <w:r>
-              <w:t xml:space="preserve">eleccionado para representar la información a ser publicada. Dominio de primer nivel TLD: corresponde al último segmento en el nombre del dominio el cual ofrece la categorización más alta del sitio y puede ser uno de los tres tipos. </w:t>
-            </w:r>
-            <w:proofErr w:type="spellStart"/>
-            <w:r>
-              <w:t>g</w:t>
-            </w:r>
-            <w:r>
-              <w:t>TLD</w:t>
-            </w:r>
-            <w:proofErr w:type="spellEnd"/>
-            <w:r>
-              <w:t xml:space="preserve"> dominios de primer nivel genéricos: son los más conocidos y esencialmente representan el </w:t>
-            </w:r>
-            <w:r>
-              <w:lastRenderedPageBreak/>
-              <w:t>propósito del sitio web y están disponibles para ser registrados sin limitaciones algunos de los ejemplos más comunes son</w:t>
-            </w:r>
-            <w:r>
-              <w:t>:</w:t>
-            </w:r>
-            <w:r>
-              <w:t xml:space="preserve"> </w:t>
-            </w:r>
-            <w:r>
-              <w:t>.</w:t>
-            </w:r>
-            <w:proofErr w:type="spellStart"/>
-            <w:r>
-              <w:t>com</w:t>
-            </w:r>
-            <w:proofErr w:type="spellEnd"/>
-            <w:r>
-              <w:t xml:space="preserve">, </w:t>
-            </w:r>
-            <w:r>
-              <w:t>.net</w:t>
-            </w:r>
-            <w:r>
-              <w:t xml:space="preserve">, </w:t>
-            </w:r>
-            <w:r>
-              <w:t>.</w:t>
-            </w:r>
-            <w:proofErr w:type="spellStart"/>
-            <w:r>
-              <w:t>org</w:t>
-            </w:r>
-            <w:proofErr w:type="spellEnd"/>
-            <w:r>
-              <w:t>.</w:t>
-            </w:r>
-            <w:r>
-              <w:t xml:space="preserve"> </w:t>
-            </w:r>
-            <w:proofErr w:type="spellStart"/>
-            <w:r>
-              <w:t>s</w:t>
-            </w:r>
-            <w:r>
-              <w:t>TLD</w:t>
-            </w:r>
-            <w:proofErr w:type="spellEnd"/>
-            <w:r>
-              <w:t>,</w:t>
-            </w:r>
-            <w:r>
-              <w:t xml:space="preserve"> dominio de primer nivel</w:t>
-            </w:r>
-            <w:r>
-              <w:t>:</w:t>
-            </w:r>
-            <w:r>
-              <w:t xml:space="preserve"> patrocinados por una entidad específica</w:t>
-            </w:r>
-            <w:r>
-              <w:t>,</w:t>
-            </w:r>
-            <w:r>
-              <w:t xml:space="preserve"> que podría ser gubernamental</w:t>
-            </w:r>
-            <w:r>
-              <w:t>,</w:t>
-            </w:r>
-            <w:r>
-              <w:t xml:space="preserve"> administrativa u otra</w:t>
-            </w:r>
-            <w:r>
-              <w:t>,</w:t>
-            </w:r>
-            <w:r>
-              <w:t xml:space="preserve"> </w:t>
-            </w:r>
-            <w:r>
-              <w:t>p</w:t>
-            </w:r>
-            <w:r>
-              <w:t>or lo cual se pueden presentar limitaciones para su uso</w:t>
-            </w:r>
-            <w:r>
-              <w:t>:</w:t>
-            </w:r>
-            <w:r>
-              <w:t xml:space="preserve"> </w:t>
-            </w:r>
-            <w:r>
-              <w:t>.</w:t>
-            </w:r>
-            <w:proofErr w:type="spellStart"/>
-            <w:r>
-              <w:t>edu</w:t>
-            </w:r>
-            <w:proofErr w:type="spellEnd"/>
-            <w:r>
-              <w:t>,</w:t>
-            </w:r>
-            <w:r>
-              <w:t xml:space="preserve"> </w:t>
-            </w:r>
-            <w:r>
-              <w:t>.mil, .</w:t>
-            </w:r>
-            <w:proofErr w:type="spellStart"/>
-            <w:r>
-              <w:t>gov</w:t>
-            </w:r>
-            <w:proofErr w:type="spellEnd"/>
-            <w:r>
-              <w:t>,</w:t>
-            </w:r>
-            <w:r>
-              <w:t xml:space="preserve"> </w:t>
-            </w:r>
-            <w:r>
-              <w:t>.</w:t>
-            </w:r>
-            <w:proofErr w:type="spellStart"/>
-            <w:r>
-              <w:t>t</w:t>
-            </w:r>
-            <w:r>
-              <w:t>ravel</w:t>
-            </w:r>
-            <w:proofErr w:type="spellEnd"/>
-            <w:r>
-              <w:t>.</w:t>
-            </w:r>
-            <w:r>
-              <w:t xml:space="preserve"> </w:t>
-            </w:r>
-            <w:proofErr w:type="spellStart"/>
-            <w:r>
-              <w:t>c</w:t>
-            </w:r>
-            <w:r>
-              <w:t>TLD</w:t>
-            </w:r>
-            <w:proofErr w:type="spellEnd"/>
-            <w:r>
-              <w:t>,</w:t>
-            </w:r>
-            <w:r>
-              <w:t xml:space="preserve"> dominios de primer nivel geográfico</w:t>
-            </w:r>
-            <w:r>
-              <w:t>:</w:t>
-            </w:r>
-            <w:r>
-              <w:t xml:space="preserve"> los geográficos como lo indica su nombre</w:t>
-            </w:r>
-            <w:r>
-              <w:t xml:space="preserve"> </w:t>
-            </w:r>
-            <w:r>
-              <w:t>hacen referencia a un nombre de nación</w:t>
-            </w:r>
-            <w:r>
-              <w:t>,</w:t>
-            </w:r>
-            <w:r>
-              <w:t xml:space="preserve"> generalmente se usan los mismos códigos de países para determinar los códigos geográficos</w:t>
-            </w:r>
-            <w:r>
-              <w:t>,</w:t>
-            </w:r>
-            <w:r>
-              <w:t xml:space="preserve"> en total existen alrededor de 312 dominios de primer nivel geográfico distintos y en algunos casos se requiere demostrar la residencia dentro del país representado por </w:t>
-            </w:r>
-            <w:r>
-              <w:t>e</w:t>
-            </w:r>
-            <w:r>
-              <w:t>l dominio para poder comparar el respectivo dominio con el nivel geográfico</w:t>
-            </w:r>
-            <w:r>
-              <w:t>.</w:t>
-            </w:r>
-          </w:p>
-        </w:tc>
-      </w:tr>
-    </w:tbl>
-    <w:p>
-      <w:r>
-        <w:lastRenderedPageBreak/>
-        <w:t xml:space="preserve">Generalmente, los servicios de </w:t>
-      </w:r>
-      <w:r>
-        <w:rPr>
-          <w:lang w:val="es-419" w:eastAsia="es-CO"/>
-        </w:rPr>
-        <w:t>“</w:t>
-      </w:r>
-      <w:r>
-        <w:rPr>
-          <w:rStyle w:val="Extranjerismo"/>
-          <w:lang w:val="es-419" w:eastAsia="es-CO"/>
-        </w:rPr>
-        <w:t>hosting</w:t>
-      </w:r>
-      <w:r>
-        <w:rPr>
-          <w:rStyle w:val="Extranjerismo"/>
-          <w:lang w:val="es-419" w:eastAsia="es-CO"/>
-        </w:rPr>
-        <w:t>”</w:t>
-      </w:r>
-      <w:r>
-        <w:t xml:space="preserve"> y de dominio son ofrecidos por las mismas compañías, debido a que ambos son elementos indispensables para poder publicar en internet. Sin embargo, dependiendo de las necesidades y requerimientos, estos servicios pueden ser adquiridos a proveedores diferentes y, sencillamente, se asocian en los servidores DNS utilizados por el </w:t>
-      </w:r>
-      <w:r>
-        <w:rPr>
-          <w:lang w:val="es-419" w:eastAsia="es-CO"/>
-        </w:rPr>
-        <w:t>“</w:t>
-      </w:r>
-      <w:r>
-        <w:rPr>
-          <w:rStyle w:val="Extranjerismo"/>
-          <w:lang w:val="es-419" w:eastAsia="es-CO"/>
-        </w:rPr>
-        <w:t>hosting</w:t>
-      </w:r>
-      <w:r>
-        <w:rPr>
-          <w:rStyle w:val="Extranjerismo"/>
-          <w:lang w:val="es-419" w:eastAsia="es-CO"/>
-        </w:rPr>
-        <w:t>”</w:t>
-      </w:r>
-      <w:r>
-        <w:t xml:space="preserve"> a los registros del servicio de dominio, de forma que cada vez que en internet se pregunte por un nombre particular, este nombre (dominio) referencia a los archivos alojados en el </w:t>
-      </w:r>
-      <w:r>
-        <w:rPr>
-          <w:lang w:val="es-419" w:eastAsia="es-CO"/>
-        </w:rPr>
-        <w:t>“</w:t>
-      </w:r>
-      <w:r>
-        <w:rPr>
-          <w:rStyle w:val="Extranjerismo"/>
-          <w:lang w:val="es-419" w:eastAsia="es-CO"/>
-        </w:rPr>
-        <w:t>hosting</w:t>
-      </w:r>
-      <w:r>
-        <w:rPr>
-          <w:rStyle w:val="Extranjerismo"/>
-          <w:lang w:val="es-419" w:eastAsia="es-CO"/>
-        </w:rPr>
-        <w:t>”</w:t>
-      </w:r>
-      <w:r>
-        <w:t>.</w:t>
-      </w:r>
-    </w:p>
-    <w:p>
-      <w:r>
-        <w:t>Tenga presentes estos aspectos relativos a servicios de dominio:</w:t>
-      </w:r>
-    </w:p>
-    <w:p>
-      <w:pPr>
-        <w:pStyle w:val="Prrafodelista"/>
-        <w:numPr>
-          <w:ilvl w:val="0"/>
-          <w:numId w:val="32"/>
-        </w:numPr>
-        <w:rPr>
-          <w:b/>
-          <w:bCs/>
-        </w:rPr>
-      </w:pPr>
-      <w:r>
-        <w:rPr>
-          <w:b/>
-          <w:bCs/>
-        </w:rPr>
-        <w:t>Dominios de orden superior.</w:t>
-      </w:r>
-    </w:p>
-    <w:p>
-      <w:pPr>
-        <w:pStyle w:val="Prrafodelista"/>
-        <w:ind w:left="1429" w:firstLine="0"/>
-      </w:pPr>
-      <w:r>
-        <w:t xml:space="preserve">Para el caso de los dominios de orden superior no comerciales restringidos como, por ejemplo, </w:t>
-      </w:r>
-      <w:proofErr w:type="spellStart"/>
-      <w:r>
-        <w:t>edu</w:t>
-      </w:r>
-      <w:proofErr w:type="spellEnd"/>
-      <w:r>
-        <w:t xml:space="preserve">, mil y </w:t>
-      </w:r>
-      <w:proofErr w:type="spellStart"/>
-      <w:r>
-        <w:t>gov</w:t>
-      </w:r>
-      <w:proofErr w:type="spellEnd"/>
-      <w:r>
-        <w:t xml:space="preserve">, existen otras organizaciones encargadas de administrarlos. Estos solicitan, además del pago, el cumplimiento de </w:t>
-      </w:r>
-      <w:r>
-        <w:lastRenderedPageBreak/>
-        <w:t>algunos requisitos adicionales que demuestren que, efectivamente, se trata de una organización afín a cada dominio.</w:t>
-      </w:r>
-    </w:p>
-    <w:p>
-      <w:pPr>
-        <w:pStyle w:val="Prrafodelista"/>
-        <w:numPr>
-          <w:ilvl w:val="0"/>
-          <w:numId w:val="32"/>
-        </w:numPr>
-        <w:rPr>
-          <w:b/>
-          <w:bCs/>
-        </w:rPr>
-      </w:pPr>
-      <w:r>
-        <w:rPr>
-          <w:b/>
-          <w:bCs/>
-        </w:rPr>
-        <w:t>Dominio .</w:t>
-      </w:r>
-      <w:proofErr w:type="spellStart"/>
-      <w:r>
-        <w:rPr>
-          <w:b/>
-          <w:bCs/>
-        </w:rPr>
-        <w:t>edu</w:t>
-      </w:r>
-      <w:proofErr w:type="spellEnd"/>
-    </w:p>
-    <w:p>
-      <w:pPr>
-        <w:pStyle w:val="Prrafodelista"/>
-        <w:ind w:left="1429" w:firstLine="0"/>
-      </w:pPr>
-      <w:r>
-        <w:t>Para el caso particular del dominio .</w:t>
-      </w:r>
-      <w:proofErr w:type="spellStart"/>
-      <w:r>
-        <w:t>edu</w:t>
-      </w:r>
-      <w:proofErr w:type="spellEnd"/>
-      <w:r>
-        <w:t xml:space="preserve"> en el dominio geográfico .</w:t>
-      </w:r>
-      <w:proofErr w:type="spellStart"/>
-      <w:r>
-        <w:t>co</w:t>
-      </w:r>
-      <w:proofErr w:type="spellEnd"/>
-      <w:r>
-        <w:t>, deberá demostrar que es una institución educativa debidamente registrada y avalada por el ministerio de educación, por medio de resolución, y una copia del registro tributario. Los trámites pueden ser realizados directamente desde Internet, en la dirección: https://www.cointernet.com.co</w:t>
-      </w:r>
-    </w:p>
-    <w:p>
-      <w:pPr>
-        <w:pStyle w:val="Ttulo3"/>
-      </w:pPr>
-      <w:bookmarkStart w:id="3" w:name="_Toc164799516"/>
-      <w:r>
-        <w:t>Servidores DNS</w:t>
-      </w:r>
-      <w:bookmarkEnd w:id="3"/>
-    </w:p>
-    <w:p>
-      <w:r>
-        <w:t>Los servidores DNS son los encargados de almacenar todos los nombres de dominio que están asociados a una dirección de IP, donde se alojan los contenidos de las aplicaciones web. Es decir, cuando se registra un dominio a una aplicación, se crea un registro en el servidor DNS donde se almacena el dominio junto con la IP, para que cuando alguien consulte en internet con ese dominio pueda encontrarlo.</w:t>
-      </w:r>
-    </w:p>
-    <w:p>
-      <w:pPr>
-        <w:pStyle w:val="Ttulo3"/>
-      </w:pPr>
-      <w:bookmarkStart w:id="4" w:name="_Toc164799517"/>
-      <w:r>
-        <w:t>Búsqueda de dominio en navegador web</w:t>
-      </w:r>
-      <w:bookmarkEnd w:id="4"/>
-    </w:p>
-    <w:p>
-      <w:r>
-        <w:t>Cuando se intenta acceder a un dominio a través de un navegador web, se desencadena un proceso específico para localizar la dirección IP correspondiente:</w:t>
-      </w:r>
-    </w:p>
-    <w:p>
-      <w:pPr>
-        <w:pStyle w:val="Prrafodelista"/>
-        <w:numPr>
-          <w:ilvl w:val="0"/>
-          <w:numId w:val="34"/>
-        </w:numPr>
-      </w:pPr>
-      <w:r>
-        <w:t>Al buscar un dominio en un navegador web, se encontrará primero la dirección IP asociada a este dominio.</w:t>
-      </w:r>
-    </w:p>
-    <w:p>
-      <w:pPr>
-        <w:pStyle w:val="Prrafodelista"/>
-        <w:numPr>
-          <w:ilvl w:val="0"/>
-          <w:numId w:val="34"/>
-        </w:numPr>
-      </w:pPr>
-      <w:r>
-        <w:t>Esto lleva a conectarse con el servidor DNS primario para verificar si el registro del dominio existe.</w:t>
-      </w:r>
-    </w:p>
-    <w:p>
-      <w:pPr>
-        <w:pStyle w:val="Prrafodelista"/>
-        <w:numPr>
-          <w:ilvl w:val="0"/>
-          <w:numId w:val="34"/>
-        </w:numPr>
-      </w:pPr>
-      <w:r>
-        <w:lastRenderedPageBreak/>
-        <w:t>Si el registro no se encuentra en el DNS primario, el servidor DNS consultará con el servidor DNS raíz.</w:t>
-      </w:r>
-    </w:p>
-    <w:p>
-      <w:pPr>
-        <w:pStyle w:val="Prrafodelista"/>
-        <w:numPr>
-          <w:ilvl w:val="0"/>
-          <w:numId w:val="34"/>
-        </w:numPr>
-      </w:pPr>
-      <w:r>
-        <w:t>El servidor DNS raíz indicará si el registro existe o si es necesario recurrir a otro DNS para continuar la búsqueda.</w:t>
-      </w:r>
-    </w:p>
-    <w:p>
-      <w:pPr>
-        <w:pStyle w:val="Prrafodelista"/>
-        <w:numPr>
-          <w:ilvl w:val="0"/>
-          <w:numId w:val="34"/>
-        </w:numPr>
-      </w:pPr>
-      <w:r>
-        <w:t>Finalmente, si el registro del dominio existe, la información de la IP se retorna recursivamente a la fuente de la consulta.</w:t>
-      </w:r>
-    </w:p>
-    <w:p>
-      <w:pPr>
-        <w:pStyle w:val="Prrafodelista"/>
-        <w:numPr>
-          <w:ilvl w:val="0"/>
-          <w:numId w:val="34"/>
-        </w:numPr>
-      </w:pPr>
-      <w:r>
-        <w:t>El navegador utiliza entonces dicha dirección IP para establecer la conexión con el servidor donde está alojada la aplicación web.</w:t>
-      </w:r>
-    </w:p>
-    <w:p>
-      <w:pPr>
-        <w:spacing w:before="0" w:after="160" w:line="259" w:lineRule="auto"/>
-        <w:ind w:firstLine="0"/>
-      </w:pPr>
-      <w:r>
-        <w:br w:type="page"/>
-      </w:r>
-    </w:p>
-    <w:p>
-      <w:pPr>
-        <w:pStyle w:val="Ttulo1"/>
-      </w:pPr>
-      <w:bookmarkStart w:id="5" w:name="_Toc164799518"/>
-      <w:r>
-        <w:lastRenderedPageBreak/>
-        <w:t>FTP</w:t>
-      </w:r>
-      <w:bookmarkEnd w:id="5"/>
-    </w:p>
-    <w:p>
-      <w:pPr>
-        <w:rPr>
-          <w:lang w:val="es-419" w:eastAsia="es-CO"/>
-        </w:rPr>
-      </w:pPr>
-      <w:r>
-        <w:rPr>
-          <w:lang w:val="es-419" w:eastAsia="es-CO"/>
-        </w:rPr>
-        <w:t>FTP hace referencia a un protocolo de transferencia de archivos que tiene más de 50 años de antigüedad, pero ampliamente utilizado para la transferencia de información entre equipos conectados por red. Por medio de este protocolo, una máquina conectada en red con otra podrá visualizar y compartir información.</w:t>
-      </w:r>
-    </w:p>
-    <w:p>
-      <w:pPr>
-        <w:pStyle w:val="Figura"/>
-        <w:rPr>
-          <w:lang w:val="es-419"/>
-        </w:rPr>
-      </w:pPr>
-      <w:r>
-        <w:rPr>
-          <w:lang w:val="es-419"/>
-        </w:rPr>
-        <w:t>Protocolo FTP</w:t>
-      </w:r>
-    </w:p>
-    <w:p>
-      <w:pPr>
-        <w:ind w:firstLine="0"/>
-        <w:jc w:val="center"/>
-        <w:rPr>
-          <w:lang w:val="es-419" w:eastAsia="es-CO"/>
-        </w:rPr>
-      </w:pPr>
-      <w:r>
-        <w:rPr>
-          <w:noProof/>
-          <w:lang w:val="es-419" w:eastAsia="es-CO"/>
-        </w:rPr>
-        <w:drawing>
-          <wp:inline distT="0" distB="0" distL="0" distR="0" wp14:anchorId="5F077DCE" wp14:editId="16F67ADF">
-            <wp:extent cx="5495925" cy="5210175"/>
-            <wp:effectExtent l="0" t="0" r="9525" b="0"/>
-            <wp:docPr id="114019220" name="Imagen 5" descr="La imagen muestra el esquema del Protocolo de Transferencia de Archivos (FTP), donde un cliente utiliza este protocolo para intercambiar archivos con un servidor a través de Internet."/>
-            <wp:cNvGraphicFramePr>
-              <a:graphicFrameLocks xmlns:a="http://schemas.openxmlformats.org/drawingml/2006/main" noChangeAspect="1"/>
-            </wp:cNvGraphicFramePr>
-            <a:graphic xmlns:a="http://schemas.openxmlformats.org/drawingml/2006/main">
-              <a:graphicData uri="http://schemas.openxmlformats.org/drawingml/2006/picture">
-                <pic:pic xmlns:pic="http://schemas.openxmlformats.org/drawingml/2006/picture">
-                  <pic:nvPicPr>
-                    <pic:cNvPr id="114019220" name="Imagen 5" descr="La imagen muestra el esquema del Protocolo de Transferencia de Archivos (FTP), donde un cliente utiliza este protocolo para intercambiar archivos con un servidor a través de Internet."/>
-                    <pic:cNvPicPr/>
-                  </pic:nvPicPr>
-                  <pic:blipFill>
-                    <a:blip r:embed="rId15">
-                      <a:extLst>
-                        <a:ext uri="{28A0092B-C50C-407E-A947-70E740481C1C}">
-                          <a14:useLocalDpi xmlns:a14="http://schemas.microsoft.com/office/drawing/2010/main" val="0"/>
-                        </a:ext>
-                      </a:extLst>
-                    </a:blip>
-                    <a:stretch>
-                      <a:fillRect/>
-                    </a:stretch>
-                  </pic:blipFill>
-                  <pic:spPr>
-                    <a:xfrm>
-                      <a:off x="0" y="0"/>
-                      <a:ext cx="5495925" cy="5210175"/>
-                    </a:xfrm>
-                    <a:prstGeom prst="rect">
-                      <a:avLst/>
-                    </a:prstGeom>
-                  </pic:spPr>
-                </pic:pic>
-              </a:graphicData>
-            </a:graphic>
-          </wp:inline>
-        </w:drawing>
-      </w:r>
-    </w:p>
-    <w:p>
-      <w:pPr>
-        <w:rPr>
-          <w:lang w:val="es-419" w:eastAsia="es-CO"/>
-        </w:rPr>
-      </w:pPr>
-      <w:r>
-        <w:rPr>
-          <w:lang w:val="es-419" w:eastAsia="es-CO"/>
-        </w:rPr>
-        <w:lastRenderedPageBreak/>
-        <w:t>Para la transferencia de archivos, se utiliza una estructura de tipo cliente servidor, donde la máquina cliente se conecta a la máquina servidora, para visualizar y hacer envío de datos utilizando los puertos 20 y 21.</w:t>
-      </w:r>
-    </w:p>
-    <w:p>
-      <w:pPr>
-        <w:rPr>
-          <w:lang w:val="es-419" w:eastAsia="es-CO"/>
-        </w:rPr>
-      </w:pPr>
-      <w:r>
-        <w:rPr>
-          <w:lang w:val="es-419" w:eastAsia="es-CO"/>
-        </w:rPr>
-        <w:t>Tenga en cuenta los siguientes aspectos de la transferencia de archivos:</w:t>
-      </w:r>
-    </w:p>
-    <w:p>
-      <w:pPr>
-        <w:pStyle w:val="Prrafodelista"/>
-        <w:numPr>
-          <w:ilvl w:val="0"/>
-          <w:numId w:val="32"/>
-        </w:numPr>
-        <w:rPr>
-          <w:b/>
-          <w:bCs/>
-          <w:lang w:val="es-419" w:eastAsia="es-CO"/>
-        </w:rPr>
-      </w:pPr>
-      <w:r>
-        <w:rPr>
-          <w:b/>
-          <w:bCs/>
-          <w:lang w:val="es-419" w:eastAsia="es-CO"/>
-        </w:rPr>
-        <w:t>FTP</w:t>
-      </w:r>
-    </w:p>
-    <w:p>
-      <w:pPr>
-        <w:pStyle w:val="Prrafodelista"/>
-        <w:ind w:left="1429" w:firstLine="0"/>
-        <w:rPr>
-          <w:lang w:val="es-419" w:eastAsia="es-CO"/>
-        </w:rPr>
-      </w:pPr>
-      <w:r>
-        <w:rPr>
-          <w:lang w:val="es-419" w:eastAsia="es-CO"/>
-        </w:rPr>
-        <w:t>Hoy existen muchas aplicaciones que encapsulan toda la lógica asociada a las conexiones cliente y servidor, por lo que la transferencia de archivos es mucho más simple.</w:t>
-      </w:r>
-    </w:p>
-    <w:p>
-      <w:pPr>
-        <w:pStyle w:val="Prrafodelista"/>
-        <w:numPr>
-          <w:ilvl w:val="0"/>
-          <w:numId w:val="32"/>
-        </w:numPr>
-        <w:rPr>
-          <w:b/>
-          <w:bCs/>
-          <w:lang w:val="es-419" w:eastAsia="es-CO"/>
-        </w:rPr>
-      </w:pPr>
-      <w:r>
-        <w:rPr>
-          <w:b/>
-          <w:bCs/>
-          <w:lang w:val="es-419" w:eastAsia="es-CO"/>
-        </w:rPr>
-        <w:t>Sistema de autenticación</w:t>
-      </w:r>
-    </w:p>
-    <w:p>
-      <w:pPr>
-        <w:pStyle w:val="Prrafodelista"/>
-        <w:ind w:left="1429" w:firstLine="0"/>
-        <w:rPr>
-          <w:lang w:val="es-419" w:eastAsia="es-CO"/>
-        </w:rPr>
-      </w:pPr>
-      <w:r>
-        <w:rPr>
-          <w:lang w:val="es-419" w:eastAsia="es-CO"/>
-        </w:rPr>
-        <w:t>Para proteger las conexiones debe existir un sistema de autenticación que le permita al usuario establecer comunicación exitosa con el servidor y, el servidor pueda autorizar acceso a un cliente plenamente identificado.</w:t>
-      </w:r>
-    </w:p>
-    <w:p>
-      <w:pPr>
-        <w:pStyle w:val="Prrafodelista"/>
-        <w:numPr>
-          <w:ilvl w:val="0"/>
-          <w:numId w:val="32"/>
-        </w:numPr>
-        <w:rPr>
-          <w:b/>
-          <w:bCs/>
-          <w:lang w:val="es-419" w:eastAsia="es-CO"/>
-        </w:rPr>
-      </w:pPr>
-      <w:r>
-        <w:rPr>
-          <w:b/>
-          <w:bCs/>
-          <w:lang w:val="es-419" w:eastAsia="es-CO"/>
-        </w:rPr>
-        <w:t>Transferencia de archivos</w:t>
-      </w:r>
-    </w:p>
-    <w:p>
-      <w:pPr>
-        <w:pStyle w:val="Prrafodelista"/>
-        <w:ind w:left="1429" w:firstLine="0"/>
-        <w:rPr>
-          <w:lang w:val="es-419" w:eastAsia="es-CO"/>
-        </w:rPr>
-      </w:pPr>
-      <w:r>
-        <w:rPr>
-          <w:lang w:val="es-419" w:eastAsia="es-CO"/>
-        </w:rPr>
-        <w:t xml:space="preserve">Para publicar las aplicaciones web y que estén disponibles en internet, se deben transferir los archivos desde la máquina local hacia el servidor encargado de alojarlos en internet, es decir el </w:t>
-      </w:r>
-      <w:r>
-        <w:rPr>
-          <w:lang w:val="es-419" w:eastAsia="es-CO"/>
-        </w:rPr>
-        <w:t>“</w:t>
-      </w:r>
-      <w:r>
-        <w:rPr>
-          <w:rStyle w:val="Extranjerismo"/>
-        </w:rPr>
-        <w:t>host</w:t>
-      </w:r>
-      <w:r>
-        <w:rPr>
-          <w:rStyle w:val="Extranjerismo"/>
-        </w:rPr>
-        <w:t>”</w:t>
-      </w:r>
-      <w:r>
-        <w:rPr>
-          <w:lang w:val="es-419" w:eastAsia="es-CO"/>
-        </w:rPr>
-        <w:t>.</w:t>
-      </w:r>
-    </w:p>
-    <w:p>
-      <w:pPr>
-        <w:pStyle w:val="Prrafodelista"/>
-        <w:numPr>
-          <w:ilvl w:val="0"/>
-          <w:numId w:val="32"/>
-        </w:numPr>
-        <w:rPr>
-          <w:b/>
-          <w:bCs/>
-          <w:lang w:val="es-419" w:eastAsia="es-CO"/>
-        </w:rPr>
-      </w:pPr>
-      <w:r>
-        <w:rPr>
-          <w:b/>
-          <w:bCs/>
-          <w:lang w:val="es-419" w:eastAsia="es-CO"/>
-        </w:rPr>
-        <w:t>Credenciales de acceso</w:t>
-      </w:r>
-    </w:p>
-    <w:p>
-      <w:pPr>
-        <w:pStyle w:val="Prrafodelista"/>
-        <w:ind w:left="1429" w:firstLine="0"/>
-        <w:rPr>
-          <w:lang w:val="es-419" w:eastAsia="es-CO"/>
-        </w:rPr>
-      </w:pPr>
-      <w:r>
-        <w:rPr>
-          <w:lang w:val="es-419" w:eastAsia="es-CO"/>
-        </w:rPr>
-        <w:t xml:space="preserve">Para transferir los archivos, generalmente, los servicios de </w:t>
-      </w:r>
-      <w:r>
-        <w:rPr>
-          <w:lang w:val="es-419" w:eastAsia="es-CO"/>
-        </w:rPr>
-        <w:t>“</w:t>
-      </w:r>
-      <w:r>
-        <w:rPr>
-          <w:rStyle w:val="Extranjerismo"/>
-          <w:lang w:val="es-419" w:eastAsia="es-CO"/>
-        </w:rPr>
-        <w:t>hosting</w:t>
-      </w:r>
-      <w:r>
-        <w:rPr>
-          <w:rStyle w:val="Extranjerismo"/>
-          <w:lang w:val="es-419" w:eastAsia="es-CO"/>
-        </w:rPr>
-        <w:t>”</w:t>
-      </w:r>
-      <w:r>
-        <w:rPr>
-          <w:lang w:val="es-419" w:eastAsia="es-CO"/>
-        </w:rPr>
-        <w:t xml:space="preserve"> proveen a sus clientes autorizados unas credenciales de acceso y algunas aplicaciones para facilitar el traslado de los archivos, y entre las aplicaciones estándar se debe encontrar una aplicación de FTP.</w:t>
-      </w:r>
-    </w:p>
-    <w:p>
-      <w:pPr>
-        <w:spacing w:before="0" w:after="160" w:line="259" w:lineRule="auto"/>
-        <w:ind w:firstLine="0"/>
-        <w:rPr>
-          <w:lang w:val="es-419" w:eastAsia="es-CO"/>
-        </w:rPr>
-      </w:pPr>
-      <w:r>
-        <w:rPr>
-          <w:lang w:val="es-419" w:eastAsia="es-CO"/>
-        </w:rPr>
-        <w:br w:type="page"/>
-      </w:r>
-    </w:p>
-    <w:p>
-      <w:pPr>
-        <w:pStyle w:val="Ttulo1"/>
-      </w:pPr>
-      <w:bookmarkStart w:id="6" w:name="_Toc164799519"/>
-      <w:r>
-        <w:lastRenderedPageBreak/>
-        <w:t>Publicación y prueba de sitios</w:t>
-      </w:r>
-      <w:bookmarkEnd w:id="6"/>
-    </w:p>
-    <w:p>
-      <w:pPr>
-        <w:rPr>
-          <w:lang w:val="es-419" w:eastAsia="es-CO"/>
-        </w:rPr>
-      </w:pPr>
-      <w:r>
-        <w:rPr>
-          <w:lang w:val="es-419" w:eastAsia="es-CO"/>
-        </w:rPr>
-        <w:t xml:space="preserve">Teniendo en cuenta los elementos vistos a lo largo de este componente formativo: servicios de </w:t>
-      </w:r>
-      <w:r>
-        <w:rPr>
-          <w:lang w:val="es-419" w:eastAsia="es-CO"/>
-        </w:rPr>
-        <w:t>“</w:t>
-      </w:r>
-      <w:r>
-        <w:rPr>
-          <w:rStyle w:val="Extranjerismo"/>
-          <w:lang w:val="es-419" w:eastAsia="es-CO"/>
-        </w:rPr>
-        <w:t>hosting</w:t>
-      </w:r>
-      <w:r>
-        <w:rPr>
-          <w:rStyle w:val="Extranjerismo"/>
-          <w:lang w:val="es-419" w:eastAsia="es-CO"/>
-        </w:rPr>
-        <w:t>”</w:t>
-      </w:r>
-      <w:r>
-        <w:rPr>
-          <w:lang w:val="es-419" w:eastAsia="es-CO"/>
-        </w:rPr>
-        <w:t>, servicios de dominio y los protocolos de transferencia de archivos, es momento de comprender y asimilar los pasos para la publicación de un sitio web.</w:t>
-      </w:r>
-    </w:p>
-    <w:p>
-      <w:pPr>
-        <w:rPr>
-          <w:lang w:val="es-419" w:eastAsia="es-CO"/>
-        </w:rPr>
-      </w:pPr>
-      <w:r>
-        <w:rPr>
-          <w:lang w:val="es-419" w:eastAsia="es-CO"/>
-        </w:rPr>
-        <w:t>A continuación, conozca los pasos para publicar un sitio web. Procure llevar registro de los aspectos más relevantes en su libreta personal de apuntes:</w:t>
-      </w:r>
-    </w:p>
-    <w:p>
-      <w:pPr>
-        <w:pStyle w:val="Prrafodelista"/>
-        <w:numPr>
-          <w:ilvl w:val="0"/>
-          <w:numId w:val="32"/>
-        </w:numPr>
-        <w:rPr>
-          <w:b/>
-          <w:bCs/>
-          <w:lang w:val="es-419" w:eastAsia="es-CO"/>
-        </w:rPr>
-      </w:pPr>
-      <w:r>
-        <w:rPr>
-          <w:b/>
-          <w:bCs/>
-          <w:lang w:val="es-419" w:eastAsia="es-CO"/>
-        </w:rPr>
-        <w:t>Alistamiento</w:t>
-      </w:r>
-    </w:p>
-    <w:p>
-      <w:pPr>
-        <w:pStyle w:val="Prrafodelista"/>
-        <w:ind w:left="1429" w:firstLine="0"/>
-        <w:rPr>
-          <w:lang w:val="es-419" w:eastAsia="es-CO"/>
-        </w:rPr>
-      </w:pPr>
-      <w:r>
-        <w:rPr>
-          <w:lang w:val="es-419" w:eastAsia="es-CO"/>
-        </w:rPr>
-        <w:t xml:space="preserve">Tener listo el sitio web. Se recomienda utilizar servidores de aplicaciones en la máquina local para hacer pruebas. Hay </w:t>
-      </w:r>
-      <w:r>
-        <w:rPr>
-          <w:lang w:val="es-419" w:eastAsia="es-CO"/>
-        </w:rPr>
-        <w:t xml:space="preserve">una </w:t>
-      </w:r>
-      <w:r>
-        <w:rPr>
-          <w:lang w:val="es-419" w:eastAsia="es-CO"/>
-        </w:rPr>
-        <w:t>gran variedad de servidores web que se amoldan fácilmente a los sistemas operativos y a los lenguajes de programación utilizados.</w:t>
-      </w:r>
-    </w:p>
-    <w:p>
-      <w:pPr>
-        <w:pStyle w:val="Prrafodelista"/>
-        <w:numPr>
-          <w:ilvl w:val="0"/>
-          <w:numId w:val="32"/>
-        </w:numPr>
-        <w:rPr>
-          <w:b/>
-          <w:bCs/>
-          <w:lang w:val="es-419" w:eastAsia="es-CO"/>
-        </w:rPr>
-      </w:pPr>
-      <w:r>
-        <w:rPr>
-          <w:b/>
-          <w:bCs/>
-          <w:lang w:val="es-419" w:eastAsia="es-CO"/>
-        </w:rPr>
-        <w:t>“</w:t>
-      </w:r>
-      <w:r>
-        <w:rPr>
-          <w:rStyle w:val="Extranjerismo"/>
-          <w:b/>
-          <w:bCs/>
-          <w:lang w:val="es-419" w:eastAsia="es-CO"/>
-        </w:rPr>
-        <w:t>H</w:t>
-      </w:r>
-      <w:r>
-        <w:rPr>
-          <w:rStyle w:val="Extranjerismo"/>
-          <w:b/>
-          <w:bCs/>
-          <w:lang w:val="es-419" w:eastAsia="es-CO"/>
-        </w:rPr>
-        <w:t>osting”</w:t>
-      </w:r>
-      <w:r>
-        <w:rPr>
-          <w:b/>
-          <w:bCs/>
-          <w:lang w:val="es-419" w:eastAsia="es-CO"/>
-        </w:rPr>
-        <w:t xml:space="preserve"> apropiado</w:t>
-      </w:r>
-    </w:p>
-    <w:p>
-      <w:pPr>
-        <w:pStyle w:val="Prrafodelista"/>
-        <w:ind w:left="1429" w:firstLine="0"/>
-        <w:rPr>
-          <w:lang w:val="es-419" w:eastAsia="es-CO"/>
-        </w:rPr>
-      </w:pPr>
-      <w:r>
-        <w:rPr>
-          <w:lang w:val="es-419" w:eastAsia="es-CO"/>
-        </w:rPr>
-        <w:t xml:space="preserve">Adquirir servicio de </w:t>
-      </w:r>
-      <w:r>
-        <w:rPr>
-          <w:lang w:val="es-419" w:eastAsia="es-CO"/>
-        </w:rPr>
-        <w:t>“</w:t>
-      </w:r>
-      <w:r>
-        <w:rPr>
-          <w:rStyle w:val="Extranjerismo"/>
-          <w:lang w:val="es-419" w:eastAsia="es-CO"/>
-        </w:rPr>
-        <w:t>hosting</w:t>
-      </w:r>
-      <w:r>
-        <w:rPr>
-          <w:rStyle w:val="Extranjerismo"/>
-          <w:lang w:val="es-419" w:eastAsia="es-CO"/>
-        </w:rPr>
-        <w:t>”</w:t>
-      </w:r>
-      <w:r>
-        <w:rPr>
-          <w:lang w:val="es-419" w:eastAsia="es-CO"/>
-        </w:rPr>
-        <w:t xml:space="preserve"> que cumpla con </w:t>
-      </w:r>
-      <w:r>
-        <w:rPr>
-          <w:lang w:val="es-419" w:eastAsia="es-CO"/>
-        </w:rPr>
-        <w:t xml:space="preserve">las </w:t>
-      </w:r>
-      <w:r>
-        <w:rPr>
-          <w:lang w:val="es-419" w:eastAsia="es-CO"/>
-        </w:rPr>
-        <w:t xml:space="preserve">características necesarias para </w:t>
-      </w:r>
-      <w:r>
-        <w:rPr>
-          <w:lang w:val="es-419" w:eastAsia="es-CO"/>
-        </w:rPr>
-        <w:t xml:space="preserve">el </w:t>
-      </w:r>
-      <w:r>
-        <w:rPr>
-          <w:lang w:val="es-419" w:eastAsia="es-CO"/>
-        </w:rPr>
-        <w:t xml:space="preserve">despliegue del sitio. Los servicios de </w:t>
-      </w:r>
-      <w:r>
-        <w:rPr>
-          <w:lang w:val="es-419" w:eastAsia="es-CO"/>
-        </w:rPr>
-        <w:t>“</w:t>
-      </w:r>
-      <w:r>
-        <w:rPr>
-          <w:rStyle w:val="Extranjerismo"/>
-          <w:lang w:val="es-419" w:eastAsia="es-CO"/>
-        </w:rPr>
-        <w:t>hosting</w:t>
-      </w:r>
-      <w:r>
-        <w:rPr>
-          <w:rStyle w:val="Extranjerismo"/>
-          <w:lang w:val="es-419" w:eastAsia="es-CO"/>
-        </w:rPr>
-        <w:t>”</w:t>
-      </w:r>
-      <w:r>
-        <w:rPr>
-          <w:lang w:val="es-419" w:eastAsia="es-CO"/>
-        </w:rPr>
-        <w:t xml:space="preserve"> ofrecen un conjunto de beneficios entre los que se debe verificar el sistema operativo, el servidor de aplicaciones, sistemas gestores de bases de datos, lenguajes soportados, espacio de disco, límite de ancho de banda, cantidad de cuentas de correo, calidad de soporte, certificados digitales y copias de seguridad.</w:t>
-      </w:r>
-    </w:p>
-    <w:p>
-      <w:pPr>
-        <w:pStyle w:val="Prrafodelista"/>
-        <w:numPr>
-          <w:ilvl w:val="0"/>
-          <w:numId w:val="32"/>
-        </w:numPr>
-        <w:rPr>
-          <w:b/>
-          <w:bCs/>
-          <w:lang w:val="es-419" w:eastAsia="es-CO"/>
-        </w:rPr>
-      </w:pPr>
-      <w:r>
-        <w:rPr>
-          <w:b/>
-          <w:bCs/>
-          <w:lang w:val="es-419" w:eastAsia="es-CO"/>
-        </w:rPr>
-        <w:t>Imagen del sitio</w:t>
-      </w:r>
-    </w:p>
-    <w:p>
-      <w:pPr>
-        <w:pStyle w:val="Prrafodelista"/>
-        <w:ind w:left="1429" w:firstLine="0"/>
-        <w:rPr>
-          <w:lang w:val="es-419" w:eastAsia="es-CO"/>
-        </w:rPr>
-      </w:pPr>
-      <w:r>
-        <w:rPr>
-          <w:lang w:val="es-419" w:eastAsia="es-CO"/>
-        </w:rPr>
-        <w:t>Adquirir un servicio de dominio que sirva para representar la imagen del sitio, que sea de fácil recordación y utilice los dominios de primer nivel, de acuerdo con las características del sitio a publicar.</w:t>
-      </w:r>
-    </w:p>
-    <w:p>
-      <w:pPr>
-        <w:pStyle w:val="Prrafodelista"/>
-        <w:numPr>
-          <w:ilvl w:val="0"/>
-          <w:numId w:val="32"/>
-        </w:numPr>
-        <w:rPr>
-          <w:b/>
-          <w:bCs/>
-          <w:lang w:val="es-419" w:eastAsia="es-CO"/>
-        </w:rPr>
-      </w:pPr>
-      <w:r>
-        <w:rPr>
-          <w:b/>
-          <w:bCs/>
-          <w:lang w:val="es-419" w:eastAsia="es-CO"/>
-        </w:rPr>
-        <w:lastRenderedPageBreak/>
-        <w:t>Funcionalidades probadas</w:t>
-      </w:r>
-    </w:p>
-    <w:p>
-      <w:pPr>
-        <w:pStyle w:val="Prrafodelista"/>
-        <w:ind w:left="1429" w:firstLine="0"/>
-        <w:rPr>
-          <w:lang w:val="es-419" w:eastAsia="es-CO"/>
-        </w:rPr>
-      </w:pPr>
-      <w:r>
-        <w:rPr>
-          <w:lang w:val="es-419" w:eastAsia="es-CO"/>
-        </w:rPr>
-        <w:t xml:space="preserve">Una vez desplegado el sitio, verificar que todas las funcionalidades probadas, de manera local, funcionan de la misma forma, una vez que el sitio es montado en Internet. Para evitar inconvenientes, se recomienda utilizar, en las pruebas locales, las mismas características de sistema operativo, servidor de aplicaciones y gestores de bases de datos que el de los servidores de </w:t>
-      </w:r>
-      <w:r>
-        <w:rPr>
-          <w:lang w:val="es-419" w:eastAsia="es-CO"/>
-        </w:rPr>
-        <w:t>“</w:t>
-      </w:r>
-      <w:r>
-        <w:rPr>
-          <w:rStyle w:val="Extranjerismo"/>
-          <w:lang w:val="es-419" w:eastAsia="es-CO"/>
-        </w:rPr>
-        <w:t>hosting</w:t>
-      </w:r>
-      <w:r>
-        <w:rPr>
-          <w:rStyle w:val="Extranjerismo"/>
-          <w:lang w:val="es-419" w:eastAsia="es-CO"/>
-        </w:rPr>
-        <w:t>”</w:t>
-      </w:r>
-      <w:r>
-        <w:rPr>
-          <w:lang w:val="es-419" w:eastAsia="es-CO"/>
-        </w:rPr>
-        <w:t>.</w:t>
-      </w:r>
-    </w:p>
-    <w:p>
-      <w:pPr>
-        <w:rPr>
-          <w:lang w:val="es-419" w:eastAsia="es-CO"/>
-        </w:rPr>
-      </w:pPr>
-      <w:r>
-        <w:rPr>
-          <w:lang w:val="es-419" w:eastAsia="es-CO"/>
-        </w:rPr>
-        <w:t xml:space="preserve">Conozca y profundice en la forma de desplegar un sitio utilizando servicios de </w:t>
-      </w:r>
-      <w:r>
-        <w:rPr>
-          <w:lang w:val="es-419" w:eastAsia="es-CO"/>
-        </w:rPr>
-        <w:t>“</w:t>
-      </w:r>
-      <w:r>
-        <w:rPr>
-          <w:rStyle w:val="Extranjerismo"/>
-          <w:lang w:val="es-419" w:eastAsia="es-CO"/>
-        </w:rPr>
-        <w:t>hosting</w:t>
-      </w:r>
-      <w:r>
-        <w:rPr>
-          <w:rStyle w:val="Extranjerismo"/>
-          <w:lang w:val="es-419" w:eastAsia="es-CO"/>
-        </w:rPr>
-        <w:t>”</w:t>
-      </w:r>
-      <w:r>
-        <w:rPr>
-          <w:lang w:val="es-419" w:eastAsia="es-CO"/>
-        </w:rPr>
-        <w:t xml:space="preserve"> y de dominios gratuitos. Visualice con atención el video “Publicación y prueba sitios”. Procure llevar registro de los aspectos más destacados en su libreta personal de apuntes.</w:t>
-      </w:r>
-    </w:p>
-    <w:p>
-      <w:pPr>
-        <w:pStyle w:val="Video"/>
-      </w:pPr>
-      <w:r>
-        <w:t xml:space="preserve">Publicación y prueba </w:t>
-      </w:r>
-      <w:r>
-        <w:t xml:space="preserve">de </w:t>
-      </w:r>
-      <w:r>
-        <w:t>sitios</w:t>
-      </w:r>
-    </w:p>
-    <w:p>
-      <w:pPr>
-        <w:ind w:right="49" w:firstLine="0"/>
-        <w:jc w:val="center"/>
-      </w:pPr>
-      <w:r>
-        <w:rPr>
-          <w:noProof/>
-        </w:rPr>
-        <w:drawing>
-          <wp:inline distT="0" distB="0" distL="0" distR="0" wp14:anchorId="1949EA46" wp14:editId="6399E3C4">
-            <wp:extent cx="6331936" cy="3561714"/>
-            <wp:effectExtent l="0" t="0" r="0" b="1270"/>
-            <wp:docPr id="386160414" name="Imagen 386160414">
-              <a:extLst xmlns:a="http://schemas.openxmlformats.org/drawingml/2006/main">
-                <a:ext uri="{C183D7F6-B498-43B3-948B-1728B52AA6E4}">
-                  <adec:decorative xmlns:adec="http://schemas.microsoft.com/office/drawing/2017/decorative" val="1"/>
-                </a:ext>
-              </a:extLst>
-            </wp:docPr>
-            <wp:cNvGraphicFramePr>
-              <a:graphicFrameLocks xmlns:a="http://schemas.openxmlformats.org/drawingml/2006/main" noChangeAspect="1"/>
-            </wp:cNvGraphicFramePr>
-            <a:graphic xmlns:a="http://schemas.openxmlformats.org/drawingml/2006/main">
-              <a:graphicData uri="http://schemas.openxmlformats.org/drawingml/2006/picture">
-                <pic:pic xmlns:pic="http://schemas.openxmlformats.org/drawingml/2006/picture">
-                  <pic:nvPicPr>
-                    <pic:cNvPr id="386160414" name="Imagen 386160414">
                       <a:extLst>
                         <a:ext uri="{C183D7F6-B498-43B3-948B-1728B52AA6E4}">
                           <adec:decorative xmlns:adec="http://schemas.microsoft.com/office/drawing/2017/decorative" val="1"/>
@@ -5315,6 +3872,1441 @@
               <w:rPr>
                 <w:b/>
               </w:rPr>
+              <w:t>Servicios de dominio</w:t>
+            </w:r>
+          </w:p>
+        </w:tc>
+      </w:tr>
+      <w:tr>
+        <w:tc>
+          <w:tcPr>
+            <w:tcW w:w="9962" w:type="dxa"/>
+          </w:tcPr>
+          <w:p>
+            <w:r>
+              <w:t>El dominio asocia una dirección IP con un nombre que puede ser seleccionado y que hace parte de la imagen que quiere ser proyectada hacia el mundo</w:t>
+            </w:r>
+            <w:r>
+              <w:t>,</w:t>
+            </w:r>
+            <w:r>
+              <w:t xml:space="preserve"> es posible seleccionar un nombre personalizado como dominio y es acá donde los diferentes servicios de dominio ofrecen un conjunto de paquetes y ofertas para poder registrarlo, al igual que en los servicios de Hosting los dominios son adquiridos por medio de arrendamientos,</w:t>
+            </w:r>
+            <w:r>
+              <w:t xml:space="preserve"> </w:t>
+            </w:r>
+            <w:r>
+              <w:t xml:space="preserve">teniendo en cuenta que los dominios son únicos no puede adquirir uno que ya esté previamente registrado. Los nombres de dominio </w:t>
+            </w:r>
+            <w:r>
+              <w:t>a</w:t>
+            </w:r>
+            <w:r>
+              <w:t>unque pueden ser personalizados de acuerdo a las necesidades deben cumplir con una estructura de niveles como se describe a continuación</w:t>
+            </w:r>
+            <w:r>
+              <w:t>.</w:t>
+            </w:r>
+            <w:r>
+              <w:t xml:space="preserve"> </w:t>
+            </w:r>
+            <w:r>
+              <w:t>P</w:t>
+            </w:r>
+            <w:r>
+              <w:t>rotocolo de transferencia: indica el protocolo usado para la transferencia de archivos por medio de la red, entre los más conocidos se encuentran los protocolos</w:t>
+            </w:r>
+            <w:r>
+              <w:t>:</w:t>
+            </w:r>
+            <w:r>
+              <w:t xml:space="preserve"> FTP, FTPS, SFTP, SCP y los más conocidos</w:t>
+            </w:r>
+            <w:r>
+              <w:t>:</w:t>
+            </w:r>
+            <w:r>
+              <w:t xml:space="preserve"> HTTP y HTTPS. Subdominio: especie de categorización del nombre del dominio que se realiza con fines organizativos y que se representa con un grupo de caracteres que prefija </w:t>
+            </w:r>
+            <w:r>
+              <w:t>e</w:t>
+            </w:r>
+            <w:r>
+              <w:t xml:space="preserve">l dominio </w:t>
+            </w:r>
+            <w:r>
+              <w:t>c</w:t>
+            </w:r>
+            <w:r>
+              <w:t>omo por ejemplo blog.dominio.com, en este caso la palabra blog representa el subdominio e indica el tipo de contenido presente en el dominio</w:t>
+            </w:r>
+            <w:r>
+              <w:t>,</w:t>
+            </w:r>
+            <w:r>
+              <w:t xml:space="preserve"> cuando no existe subdominio se reemplaza por las letras www. Dominio de segundo nivel SLD: corresponde al nombre del dominio como tal y que es </w:t>
+            </w:r>
+            <w:r>
+              <w:t>s</w:t>
+            </w:r>
+            <w:r>
+              <w:t xml:space="preserve">eleccionado para representar la información a ser publicada. Dominio de primer nivel TLD: corresponde al último segmento en el nombre del dominio el cual ofrece la categorización más alta del sitio y puede ser uno de los tres tipos. </w:t>
+            </w:r>
+            <w:proofErr w:type="spellStart"/>
+            <w:r>
+              <w:t>g</w:t>
+            </w:r>
+            <w:r>
+              <w:t>TLD</w:t>
+            </w:r>
+            <w:proofErr w:type="spellEnd"/>
+            <w:r>
+              <w:t xml:space="preserve"> dominios de primer nivel genéricos: son los más conocidos y esencialmente representan el </w:t>
+            </w:r>
+            <w:r>
+              <w:lastRenderedPageBreak/>
+              <w:t>propósito del sitio web y están disponibles para ser registrados sin limitaciones algunos de los ejemplos más comunes son</w:t>
+            </w:r>
+            <w:r>
+              <w:t>:</w:t>
+            </w:r>
+            <w:r>
+              <w:t xml:space="preserve"> </w:t>
+            </w:r>
+            <w:r>
+              <w:t>.</w:t>
+            </w:r>
+            <w:proofErr w:type="spellStart"/>
+            <w:r>
+              <w:t>com</w:t>
+            </w:r>
+            <w:proofErr w:type="spellEnd"/>
+            <w:r>
+              <w:t xml:space="preserve">, </w:t>
+            </w:r>
+            <w:r>
+              <w:t>.net</w:t>
+            </w:r>
+            <w:r>
+              <w:t xml:space="preserve">, </w:t>
+            </w:r>
+            <w:r>
+              <w:t>.</w:t>
+            </w:r>
+            <w:proofErr w:type="spellStart"/>
+            <w:r>
+              <w:t>org</w:t>
+            </w:r>
+            <w:proofErr w:type="spellEnd"/>
+            <w:r>
+              <w:t>.</w:t>
+            </w:r>
+            <w:r>
+              <w:t xml:space="preserve"> </w:t>
+            </w:r>
+            <w:proofErr w:type="spellStart"/>
+            <w:r>
+              <w:t>s</w:t>
+            </w:r>
+            <w:r>
+              <w:t>TLD</w:t>
+            </w:r>
+            <w:proofErr w:type="spellEnd"/>
+            <w:r>
+              <w:t>,</w:t>
+            </w:r>
+            <w:r>
+              <w:t xml:space="preserve"> dominio de primer nivel</w:t>
+            </w:r>
+            <w:r>
+              <w:t>:</w:t>
+            </w:r>
+            <w:r>
+              <w:t xml:space="preserve"> patrocinados por una entidad específica</w:t>
+            </w:r>
+            <w:r>
+              <w:t>,</w:t>
+            </w:r>
+            <w:r>
+              <w:t xml:space="preserve"> que podría ser gubernamental</w:t>
+            </w:r>
+            <w:r>
+              <w:t>,</w:t>
+            </w:r>
+            <w:r>
+              <w:t xml:space="preserve"> administrativa u otra</w:t>
+            </w:r>
+            <w:r>
+              <w:t>,</w:t>
+            </w:r>
+            <w:r>
+              <w:t xml:space="preserve"> </w:t>
+            </w:r>
+            <w:r>
+              <w:t>p</w:t>
+            </w:r>
+            <w:r>
+              <w:t>or lo cual se pueden presentar limitaciones para su uso</w:t>
+            </w:r>
+            <w:r>
+              <w:t>:</w:t>
+            </w:r>
+            <w:r>
+              <w:t xml:space="preserve"> </w:t>
+            </w:r>
+            <w:r>
+              <w:t>.</w:t>
+            </w:r>
+            <w:proofErr w:type="spellStart"/>
+            <w:r>
+              <w:t>edu</w:t>
+            </w:r>
+            <w:proofErr w:type="spellEnd"/>
+            <w:r>
+              <w:t>,</w:t>
+            </w:r>
+            <w:r>
+              <w:t xml:space="preserve"> </w:t>
+            </w:r>
+            <w:r>
+              <w:t>.mil, .</w:t>
+            </w:r>
+            <w:proofErr w:type="spellStart"/>
+            <w:r>
+              <w:t>gov</w:t>
+            </w:r>
+            <w:proofErr w:type="spellEnd"/>
+            <w:r>
+              <w:t>,</w:t>
+            </w:r>
+            <w:r>
+              <w:t xml:space="preserve"> </w:t>
+            </w:r>
+            <w:r>
+              <w:t>.</w:t>
+            </w:r>
+            <w:proofErr w:type="spellStart"/>
+            <w:r>
+              <w:t>t</w:t>
+            </w:r>
+            <w:r>
+              <w:t>ravel</w:t>
+            </w:r>
+            <w:proofErr w:type="spellEnd"/>
+            <w:r>
+              <w:t>.</w:t>
+            </w:r>
+            <w:r>
+              <w:t xml:space="preserve"> </w:t>
+            </w:r>
+            <w:proofErr w:type="spellStart"/>
+            <w:r>
+              <w:t>c</w:t>
+            </w:r>
+            <w:r>
+              <w:t>TLD</w:t>
+            </w:r>
+            <w:proofErr w:type="spellEnd"/>
+            <w:r>
+              <w:t>,</w:t>
+            </w:r>
+            <w:r>
+              <w:t xml:space="preserve"> dominios de primer nivel geográfico</w:t>
+            </w:r>
+            <w:r>
+              <w:t>:</w:t>
+            </w:r>
+            <w:r>
+              <w:t xml:space="preserve"> los geográficos como lo indica su nombre</w:t>
+            </w:r>
+            <w:r>
+              <w:t xml:space="preserve"> </w:t>
+            </w:r>
+            <w:r>
+              <w:t>hacen referencia a un nombre de nación</w:t>
+            </w:r>
+            <w:r>
+              <w:t>,</w:t>
+            </w:r>
+            <w:r>
+              <w:t xml:space="preserve"> generalmente se usan los mismos códigos de países para determinar los códigos geográficos</w:t>
+            </w:r>
+            <w:r>
+              <w:t>,</w:t>
+            </w:r>
+            <w:r>
+              <w:t xml:space="preserve"> en total existen alrededor de 312 dominios de primer nivel geográfico distintos y en algunos casos se requiere demostrar la residencia dentro del país representado por </w:t>
+            </w:r>
+            <w:r>
+              <w:t>e</w:t>
+            </w:r>
+            <w:r>
+              <w:t>l dominio para poder comparar el respectivo dominio con el nivel geográfico</w:t>
+            </w:r>
+            <w:r>
+              <w:t>.</w:t>
+            </w:r>
+          </w:p>
+        </w:tc>
+      </w:tr>
+    </w:tbl>
+    <w:p>
+      <w:r>
+        <w:lastRenderedPageBreak/>
+        <w:t xml:space="preserve">Generalmente, los servicios de </w:t>
+      </w:r>
+      <w:r>
+        <w:rPr>
+          <w:lang w:val="es-419" w:eastAsia="es-CO"/>
+        </w:rPr>
+        <w:t>“</w:t>
+      </w:r>
+      <w:r>
+        <w:rPr>
+          <w:rStyle w:val="Extranjerismo"/>
+          <w:lang w:val="es-419" w:eastAsia="es-CO"/>
+        </w:rPr>
+        <w:t>hosting</w:t>
+      </w:r>
+      <w:r>
+        <w:rPr>
+          <w:rStyle w:val="Extranjerismo"/>
+          <w:lang w:val="es-419" w:eastAsia="es-CO"/>
+        </w:rPr>
+        <w:t>”</w:t>
+      </w:r>
+      <w:r>
+        <w:t xml:space="preserve"> y de dominio son ofrecidos por las mismas compañías, debido a que ambos son elementos indispensables para poder publicar en internet. Sin embargo, dependiendo de las necesidades y requerimientos, estos servicios pueden ser adquiridos a proveedores diferentes y, sencillamente, se asocian en los servidores DNS utilizados por el </w:t>
+      </w:r>
+      <w:r>
+        <w:rPr>
+          <w:lang w:val="es-419" w:eastAsia="es-CO"/>
+        </w:rPr>
+        <w:t>“</w:t>
+      </w:r>
+      <w:r>
+        <w:rPr>
+          <w:rStyle w:val="Extranjerismo"/>
+          <w:lang w:val="es-419" w:eastAsia="es-CO"/>
+        </w:rPr>
+        <w:t>hosting</w:t>
+      </w:r>
+      <w:r>
+        <w:rPr>
+          <w:rStyle w:val="Extranjerismo"/>
+          <w:lang w:val="es-419" w:eastAsia="es-CO"/>
+        </w:rPr>
+        <w:t>”</w:t>
+      </w:r>
+      <w:r>
+        <w:t xml:space="preserve"> a los registros del servicio de dominio, de forma que cada vez que en internet se pregunte por un nombre particular, este nombre (dominio) referencia a los archivos alojados en el </w:t>
+      </w:r>
+      <w:r>
+        <w:rPr>
+          <w:lang w:val="es-419" w:eastAsia="es-CO"/>
+        </w:rPr>
+        <w:t>“</w:t>
+      </w:r>
+      <w:r>
+        <w:rPr>
+          <w:rStyle w:val="Extranjerismo"/>
+          <w:lang w:val="es-419" w:eastAsia="es-CO"/>
+        </w:rPr>
+        <w:t>hosting</w:t>
+      </w:r>
+      <w:r>
+        <w:rPr>
+          <w:rStyle w:val="Extranjerismo"/>
+          <w:lang w:val="es-419" w:eastAsia="es-CO"/>
+        </w:rPr>
+        <w:t>”</w:t>
+      </w:r>
+      <w:r>
+        <w:t>.</w:t>
+      </w:r>
+    </w:p>
+    <w:p>
+      <w:r>
+        <w:t>Tenga presentes estos aspectos relativos a servicios de dominio:</w:t>
+      </w:r>
+    </w:p>
+    <w:p>
+      <w:pPr>
+        <w:pStyle w:val="Prrafodelista"/>
+        <w:numPr>
+          <w:ilvl w:val="0"/>
+          <w:numId w:val="32"/>
+        </w:numPr>
+        <w:rPr>
+          <w:b/>
+          <w:bCs/>
+        </w:rPr>
+      </w:pPr>
+      <w:r>
+        <w:rPr>
+          <w:b/>
+          <w:bCs/>
+        </w:rPr>
+        <w:t>Dominios de orden superior.</w:t>
+      </w:r>
+    </w:p>
+    <w:p>
+      <w:pPr>
+        <w:pStyle w:val="Prrafodelista"/>
+        <w:ind w:left="1429" w:firstLine="0"/>
+      </w:pPr>
+      <w:r>
+        <w:t xml:space="preserve">Para el caso de los dominios de orden superior no comerciales restringidos como, por ejemplo, </w:t>
+      </w:r>
+      <w:proofErr w:type="spellStart"/>
+      <w:r>
+        <w:t>edu</w:t>
+      </w:r>
+      <w:proofErr w:type="spellEnd"/>
+      <w:r>
+        <w:t xml:space="preserve">, mil y </w:t>
+      </w:r>
+      <w:proofErr w:type="spellStart"/>
+      <w:r>
+        <w:t>gov</w:t>
+      </w:r>
+      <w:proofErr w:type="spellEnd"/>
+      <w:r>
+        <w:t xml:space="preserve">, existen otras organizaciones encargadas de administrarlos. Estos solicitan, además del pago, el cumplimiento de </w:t>
+      </w:r>
+      <w:r>
+        <w:lastRenderedPageBreak/>
+        <w:t>algunos requisitos adicionales que demuestren que, efectivamente, se trata de una organización afín a cada dominio.</w:t>
+      </w:r>
+    </w:p>
+    <w:p>
+      <w:pPr>
+        <w:pStyle w:val="Prrafodelista"/>
+        <w:numPr>
+          <w:ilvl w:val="0"/>
+          <w:numId w:val="32"/>
+        </w:numPr>
+        <w:rPr>
+          <w:b/>
+          <w:bCs/>
+        </w:rPr>
+      </w:pPr>
+      <w:r>
+        <w:rPr>
+          <w:b/>
+          <w:bCs/>
+        </w:rPr>
+        <w:t>Dominio .</w:t>
+      </w:r>
+      <w:proofErr w:type="spellStart"/>
+      <w:r>
+        <w:rPr>
+          <w:b/>
+          <w:bCs/>
+        </w:rPr>
+        <w:t>edu</w:t>
+      </w:r>
+      <w:proofErr w:type="spellEnd"/>
+    </w:p>
+    <w:p>
+      <w:pPr>
+        <w:pStyle w:val="Prrafodelista"/>
+        <w:ind w:left="1429" w:firstLine="0"/>
+      </w:pPr>
+      <w:r>
+        <w:t>Para el caso particular del dominio .</w:t>
+      </w:r>
+      <w:proofErr w:type="spellStart"/>
+      <w:r>
+        <w:t>edu</w:t>
+      </w:r>
+      <w:proofErr w:type="spellEnd"/>
+      <w:r>
+        <w:t xml:space="preserve"> en el dominio geográfico .</w:t>
+      </w:r>
+      <w:proofErr w:type="spellStart"/>
+      <w:r>
+        <w:t>co</w:t>
+      </w:r>
+      <w:proofErr w:type="spellEnd"/>
+      <w:r>
+        <w:t>, deberá demostrar que es una institución educativa debidamente registrada y avalada por el ministerio de educación, por medio de resolución, y una copia del registro tributario. Los trámites pueden ser realizados directamente desde Internet, en la dirección: https://www.cointernet.com.co</w:t>
+      </w:r>
+    </w:p>
+    <w:p>
+      <w:pPr>
+        <w:pStyle w:val="Ttulo3"/>
+      </w:pPr>
+      <w:bookmarkStart w:id="3" w:name="_Toc164799516"/>
+      <w:r>
+        <w:t>Servidores DNS</w:t>
+      </w:r>
+      <w:bookmarkEnd w:id="3"/>
+    </w:p>
+    <w:p>
+      <w:r>
+        <w:t>Los servidores DNS son los encargados de almacenar todos los nombres de dominio que están asociados a una dirección de IP, donde se alojan los contenidos de las aplicaciones web. Es decir, cuando se registra un dominio a una aplicación, se crea un registro en el servidor DNS donde se almacena el dominio junto con la IP, para que cuando alguien consulte en internet con ese dominio pueda encontrarlo.</w:t>
+      </w:r>
+    </w:p>
+    <w:p>
+      <w:pPr>
+        <w:pStyle w:val="Ttulo3"/>
+      </w:pPr>
+      <w:bookmarkStart w:id="4" w:name="_Toc164799517"/>
+      <w:r>
+        <w:t>Búsqueda de dominio en navegador web</w:t>
+      </w:r>
+      <w:bookmarkEnd w:id="4"/>
+    </w:p>
+    <w:p>
+      <w:r>
+        <w:t>Cuando se intenta acceder a un dominio a través de un navegador web, se desencadena un proceso específico para localizar la dirección IP correspondiente:</w:t>
+      </w:r>
+    </w:p>
+    <w:p>
+      <w:pPr>
+        <w:pStyle w:val="Prrafodelista"/>
+        <w:numPr>
+          <w:ilvl w:val="0"/>
+          <w:numId w:val="34"/>
+        </w:numPr>
+      </w:pPr>
+      <w:r>
+        <w:t>Al buscar un dominio en un navegador web, se encontrará primero la dirección IP asociada a este dominio.</w:t>
+      </w:r>
+    </w:p>
+    <w:p>
+      <w:pPr>
+        <w:pStyle w:val="Prrafodelista"/>
+        <w:numPr>
+          <w:ilvl w:val="0"/>
+          <w:numId w:val="34"/>
+        </w:numPr>
+      </w:pPr>
+      <w:r>
+        <w:t>Esto lleva a conectarse con el servidor DNS primario para verificar si el registro del dominio existe.</w:t>
+      </w:r>
+    </w:p>
+    <w:p>
+      <w:pPr>
+        <w:pStyle w:val="Prrafodelista"/>
+        <w:numPr>
+          <w:ilvl w:val="0"/>
+          <w:numId w:val="34"/>
+        </w:numPr>
+      </w:pPr>
+      <w:r>
+        <w:lastRenderedPageBreak/>
+        <w:t>Si el registro no se encuentra en el DNS primario, el servidor DNS consultará con el servidor DNS raíz.</w:t>
+      </w:r>
+    </w:p>
+    <w:p>
+      <w:pPr>
+        <w:pStyle w:val="Prrafodelista"/>
+        <w:numPr>
+          <w:ilvl w:val="0"/>
+          <w:numId w:val="34"/>
+        </w:numPr>
+      </w:pPr>
+      <w:r>
+        <w:t>El servidor DNS raíz indicará si el registro existe o si es necesario recurrir a otro DNS para continuar la búsqueda.</w:t>
+      </w:r>
+    </w:p>
+    <w:p>
+      <w:pPr>
+        <w:pStyle w:val="Prrafodelista"/>
+        <w:numPr>
+          <w:ilvl w:val="0"/>
+          <w:numId w:val="34"/>
+        </w:numPr>
+      </w:pPr>
+      <w:r>
+        <w:t>Finalmente, si el registro del dominio existe, la información de la IP se retorna recursivamente a la fuente de la consulta.</w:t>
+      </w:r>
+    </w:p>
+    <w:p>
+      <w:pPr>
+        <w:pStyle w:val="Prrafodelista"/>
+        <w:numPr>
+          <w:ilvl w:val="0"/>
+          <w:numId w:val="34"/>
+        </w:numPr>
+      </w:pPr>
+      <w:r>
+        <w:t>El navegador utiliza entonces dicha dirección IP para establecer la conexión con el servidor donde está alojada la aplicación web.</w:t>
+      </w:r>
+    </w:p>
+    <w:p>
+      <w:pPr>
+        <w:spacing w:before="0" w:after="160" w:line="259" w:lineRule="auto"/>
+        <w:ind w:firstLine="0"/>
+      </w:pPr>
+      <w:r>
+        <w:br w:type="page"/>
+      </w:r>
+    </w:p>
+    <w:p>
+      <w:pPr>
+        <w:pStyle w:val="Ttulo1"/>
+      </w:pPr>
+      <w:bookmarkStart w:id="5" w:name="_Toc164799518"/>
+      <w:r>
+        <w:lastRenderedPageBreak/>
+        <w:t>FTP</w:t>
+      </w:r>
+      <w:bookmarkEnd w:id="5"/>
+    </w:p>
+    <w:p>
+      <w:pPr>
+        <w:rPr>
+          <w:lang w:val="es-419" w:eastAsia="es-CO"/>
+        </w:rPr>
+      </w:pPr>
+      <w:r>
+        <w:rPr>
+          <w:lang w:val="es-419" w:eastAsia="es-CO"/>
+        </w:rPr>
+        <w:t>FTP hace referencia a un protocolo de transferencia de archivos que tiene más de 50 años de antigüedad, pero ampliamente utilizado para la transferencia de información entre equipos conectados por red. Por medio de este protocolo, una máquina conectada en red con otra podrá visualizar y compartir información.</w:t>
+      </w:r>
+    </w:p>
+    <w:p>
+      <w:pPr>
+        <w:pStyle w:val="Figura"/>
+        <w:rPr>
+          <w:lang w:val="es-419"/>
+        </w:rPr>
+      </w:pPr>
+      <w:r>
+        <w:rPr>
+          <w:lang w:val="es-419"/>
+        </w:rPr>
+        <w:t>Protocolo FTP</w:t>
+      </w:r>
+    </w:p>
+    <w:p>
+      <w:pPr>
+        <w:ind w:firstLine="0"/>
+        <w:jc w:val="center"/>
+        <w:rPr>
+          <w:lang w:val="es-419" w:eastAsia="es-CO"/>
+        </w:rPr>
+      </w:pPr>
+      <w:r>
+        <w:rPr>
+          <w:noProof/>
+          <w:lang w:val="es-419" w:eastAsia="es-CO"/>
+        </w:rPr>
+        <w:drawing>
+          <wp:inline distT="0" distB="0" distL="0" distR="0" wp14:anchorId="5F077DCE" wp14:editId="16F67ADF">
+            <wp:extent cx="5495925" cy="5210175"/>
+            <wp:effectExtent l="0" t="0" r="9525" b="0"/>
+            <wp:docPr id="114019220" name="Imagen 5" descr="La imagen muestra el esquema del Protocolo de Transferencia de Archivos (FTP), donde un cliente utiliza este protocolo para intercambiar archivos con un servidor a través de Internet."/>
+            <wp:cNvGraphicFramePr>
+              <a:graphicFrameLocks xmlns:a="http://schemas.openxmlformats.org/drawingml/2006/main" noChangeAspect="1"/>
+            </wp:cNvGraphicFramePr>
+            <a:graphic xmlns:a="http://schemas.openxmlformats.org/drawingml/2006/main">
+              <a:graphicData uri="http://schemas.openxmlformats.org/drawingml/2006/picture">
+                <pic:pic xmlns:pic="http://schemas.openxmlformats.org/drawingml/2006/picture">
+                  <pic:nvPicPr>
+                    <pic:cNvPr id="114019220" name="Imagen 5" descr="La imagen muestra el esquema del Protocolo de Transferencia de Archivos (FTP), donde un cliente utiliza este protocolo para intercambiar archivos con un servidor a través de Internet."/>
+                    <pic:cNvPicPr/>
+                  </pic:nvPicPr>
+                  <pic:blipFill>
+                    <a:blip r:embed="rId18">
+                      <a:extLst>
+                        <a:ext uri="{28A0092B-C50C-407E-A947-70E740481C1C}">
+                          <a14:useLocalDpi xmlns:a14="http://schemas.microsoft.com/office/drawing/2010/main" val="0"/>
+                        </a:ext>
+                      </a:extLst>
+                    </a:blip>
+                    <a:stretch>
+                      <a:fillRect/>
+                    </a:stretch>
+                  </pic:blipFill>
+                  <pic:spPr>
+                    <a:xfrm>
+                      <a:off x="0" y="0"/>
+                      <a:ext cx="5495925" cy="5210175"/>
+                    </a:xfrm>
+                    <a:prstGeom prst="rect">
+                      <a:avLst/>
+                    </a:prstGeom>
+                  </pic:spPr>
+                </pic:pic>
+              </a:graphicData>
+            </a:graphic>
+          </wp:inline>
+        </w:drawing>
+      </w:r>
+    </w:p>
+    <w:p>
+      <w:pPr>
+        <w:rPr>
+          <w:lang w:val="es-419" w:eastAsia="es-CO"/>
+        </w:rPr>
+      </w:pPr>
+      <w:r>
+        <w:rPr>
+          <w:lang w:val="es-419" w:eastAsia="es-CO"/>
+        </w:rPr>
+        <w:lastRenderedPageBreak/>
+        <w:t>Para la transferencia de archivos, se utiliza una estructura de tipo cliente servidor, donde la máquina cliente se conecta a la máquina servidora, para visualizar y hacer envío de datos utilizando los puertos 20 y 21.</w:t>
+      </w:r>
+    </w:p>
+    <w:p>
+      <w:pPr>
+        <w:rPr>
+          <w:lang w:val="es-419" w:eastAsia="es-CO"/>
+        </w:rPr>
+      </w:pPr>
+      <w:r>
+        <w:rPr>
+          <w:lang w:val="es-419" w:eastAsia="es-CO"/>
+        </w:rPr>
+        <w:t>Tenga en cuenta los siguientes aspectos de la transferencia de archivos:</w:t>
+      </w:r>
+    </w:p>
+    <w:p>
+      <w:pPr>
+        <w:pStyle w:val="Prrafodelista"/>
+        <w:numPr>
+          <w:ilvl w:val="0"/>
+          <w:numId w:val="32"/>
+        </w:numPr>
+        <w:rPr>
+          <w:b/>
+          <w:bCs/>
+          <w:lang w:val="es-419" w:eastAsia="es-CO"/>
+        </w:rPr>
+      </w:pPr>
+      <w:r>
+        <w:rPr>
+          <w:b/>
+          <w:bCs/>
+          <w:lang w:val="es-419" w:eastAsia="es-CO"/>
+        </w:rPr>
+        <w:t>FTP</w:t>
+      </w:r>
+    </w:p>
+    <w:p>
+      <w:pPr>
+        <w:pStyle w:val="Prrafodelista"/>
+        <w:ind w:left="1429" w:firstLine="0"/>
+        <w:rPr>
+          <w:lang w:val="es-419" w:eastAsia="es-CO"/>
+        </w:rPr>
+      </w:pPr>
+      <w:r>
+        <w:rPr>
+          <w:lang w:val="es-419" w:eastAsia="es-CO"/>
+        </w:rPr>
+        <w:t>Hoy existen muchas aplicaciones que encapsulan toda la lógica asociada a las conexiones cliente y servidor, por lo que la transferencia de archivos es mucho más simple.</w:t>
+      </w:r>
+    </w:p>
+    <w:p>
+      <w:pPr>
+        <w:pStyle w:val="Prrafodelista"/>
+        <w:numPr>
+          <w:ilvl w:val="0"/>
+          <w:numId w:val="32"/>
+        </w:numPr>
+        <w:rPr>
+          <w:b/>
+          <w:bCs/>
+          <w:lang w:val="es-419" w:eastAsia="es-CO"/>
+        </w:rPr>
+      </w:pPr>
+      <w:r>
+        <w:rPr>
+          <w:b/>
+          <w:bCs/>
+          <w:lang w:val="es-419" w:eastAsia="es-CO"/>
+        </w:rPr>
+        <w:t>Sistema de autenticación</w:t>
+      </w:r>
+    </w:p>
+    <w:p>
+      <w:pPr>
+        <w:pStyle w:val="Prrafodelista"/>
+        <w:ind w:left="1429" w:firstLine="0"/>
+        <w:rPr>
+          <w:lang w:val="es-419" w:eastAsia="es-CO"/>
+        </w:rPr>
+      </w:pPr>
+      <w:r>
+        <w:rPr>
+          <w:lang w:val="es-419" w:eastAsia="es-CO"/>
+        </w:rPr>
+        <w:t>Para proteger las conexiones debe existir un sistema de autenticación que le permita al usuario establecer comunicación exitosa con el servidor y, el servidor pueda autorizar acceso a un cliente plenamente identificado.</w:t>
+      </w:r>
+    </w:p>
+    <w:p>
+      <w:pPr>
+        <w:pStyle w:val="Prrafodelista"/>
+        <w:numPr>
+          <w:ilvl w:val="0"/>
+          <w:numId w:val="32"/>
+        </w:numPr>
+        <w:rPr>
+          <w:b/>
+          <w:bCs/>
+          <w:lang w:val="es-419" w:eastAsia="es-CO"/>
+        </w:rPr>
+      </w:pPr>
+      <w:r>
+        <w:rPr>
+          <w:b/>
+          <w:bCs/>
+          <w:lang w:val="es-419" w:eastAsia="es-CO"/>
+        </w:rPr>
+        <w:t>Transferencia de archivos</w:t>
+      </w:r>
+    </w:p>
+    <w:p>
+      <w:pPr>
+        <w:pStyle w:val="Prrafodelista"/>
+        <w:ind w:left="1429" w:firstLine="0"/>
+        <w:rPr>
+          <w:lang w:val="es-419" w:eastAsia="es-CO"/>
+        </w:rPr>
+      </w:pPr>
+      <w:r>
+        <w:rPr>
+          <w:lang w:val="es-419" w:eastAsia="es-CO"/>
+        </w:rPr>
+        <w:t xml:space="preserve">Para publicar las aplicaciones web y que estén disponibles en internet, se deben transferir los archivos desde la máquina local hacia el servidor encargado de alojarlos en internet, es decir el </w:t>
+      </w:r>
+      <w:r>
+        <w:rPr>
+          <w:lang w:val="es-419" w:eastAsia="es-CO"/>
+        </w:rPr>
+        <w:t>“</w:t>
+      </w:r>
+      <w:r>
+        <w:rPr>
+          <w:rStyle w:val="Extranjerismo"/>
+        </w:rPr>
+        <w:t>host</w:t>
+      </w:r>
+      <w:r>
+        <w:rPr>
+          <w:rStyle w:val="Extranjerismo"/>
+        </w:rPr>
+        <w:t>”</w:t>
+      </w:r>
+      <w:r>
+        <w:rPr>
+          <w:lang w:val="es-419" w:eastAsia="es-CO"/>
+        </w:rPr>
+        <w:t>.</w:t>
+      </w:r>
+    </w:p>
+    <w:p>
+      <w:pPr>
+        <w:pStyle w:val="Prrafodelista"/>
+        <w:numPr>
+          <w:ilvl w:val="0"/>
+          <w:numId w:val="32"/>
+        </w:numPr>
+        <w:rPr>
+          <w:b/>
+          <w:bCs/>
+          <w:lang w:val="es-419" w:eastAsia="es-CO"/>
+        </w:rPr>
+      </w:pPr>
+      <w:r>
+        <w:rPr>
+          <w:b/>
+          <w:bCs/>
+          <w:lang w:val="es-419" w:eastAsia="es-CO"/>
+        </w:rPr>
+        <w:t>Credenciales de acceso</w:t>
+      </w:r>
+    </w:p>
+    <w:p>
+      <w:pPr>
+        <w:pStyle w:val="Prrafodelista"/>
+        <w:ind w:left="1429" w:firstLine="0"/>
+        <w:rPr>
+          <w:lang w:val="es-419" w:eastAsia="es-CO"/>
+        </w:rPr>
+      </w:pPr>
+      <w:r>
+        <w:rPr>
+          <w:lang w:val="es-419" w:eastAsia="es-CO"/>
+        </w:rPr>
+        <w:t xml:space="preserve">Para transferir los archivos, generalmente, los servicios de </w:t>
+      </w:r>
+      <w:r>
+        <w:rPr>
+          <w:lang w:val="es-419" w:eastAsia="es-CO"/>
+        </w:rPr>
+        <w:t>“</w:t>
+      </w:r>
+      <w:r>
+        <w:rPr>
+          <w:rStyle w:val="Extranjerismo"/>
+          <w:lang w:val="es-419" w:eastAsia="es-CO"/>
+        </w:rPr>
+        <w:t>hosting</w:t>
+      </w:r>
+      <w:r>
+        <w:rPr>
+          <w:rStyle w:val="Extranjerismo"/>
+          <w:lang w:val="es-419" w:eastAsia="es-CO"/>
+        </w:rPr>
+        <w:t>”</w:t>
+      </w:r>
+      <w:r>
+        <w:rPr>
+          <w:lang w:val="es-419" w:eastAsia="es-CO"/>
+        </w:rPr>
+        <w:t xml:space="preserve"> proveen a sus clientes autorizados unas credenciales de acceso y algunas aplicaciones para facilitar el traslado de los archivos, y entre las aplicaciones estándar se debe encontrar una aplicación de FTP.</w:t>
+      </w:r>
+    </w:p>
+    <w:p>
+      <w:pPr>
+        <w:spacing w:before="0" w:after="160" w:line="259" w:lineRule="auto"/>
+        <w:ind w:firstLine="0"/>
+        <w:rPr>
+          <w:lang w:val="es-419" w:eastAsia="es-CO"/>
+        </w:rPr>
+      </w:pPr>
+      <w:r>
+        <w:rPr>
+          <w:lang w:val="es-419" w:eastAsia="es-CO"/>
+        </w:rPr>
+        <w:br w:type="page"/>
+      </w:r>
+    </w:p>
+    <w:p>
+      <w:pPr>
+        <w:pStyle w:val="Ttulo1"/>
+      </w:pPr>
+      <w:bookmarkStart w:id="6" w:name="_Toc164799519"/>
+      <w:r>
+        <w:lastRenderedPageBreak/>
+        <w:t>Publicación y prueba de sitios</w:t>
+      </w:r>
+      <w:bookmarkEnd w:id="6"/>
+    </w:p>
+    <w:p>
+      <w:pPr>
+        <w:rPr>
+          <w:lang w:val="es-419" w:eastAsia="es-CO"/>
+        </w:rPr>
+      </w:pPr>
+      <w:r>
+        <w:rPr>
+          <w:lang w:val="es-419" w:eastAsia="es-CO"/>
+        </w:rPr>
+        <w:t xml:space="preserve">Teniendo en cuenta los elementos vistos a lo largo de este componente formativo: servicios de </w:t>
+      </w:r>
+      <w:r>
+        <w:rPr>
+          <w:lang w:val="es-419" w:eastAsia="es-CO"/>
+        </w:rPr>
+        <w:t>“</w:t>
+      </w:r>
+      <w:r>
+        <w:rPr>
+          <w:rStyle w:val="Extranjerismo"/>
+          <w:lang w:val="es-419" w:eastAsia="es-CO"/>
+        </w:rPr>
+        <w:t>hosting</w:t>
+      </w:r>
+      <w:r>
+        <w:rPr>
+          <w:rStyle w:val="Extranjerismo"/>
+          <w:lang w:val="es-419" w:eastAsia="es-CO"/>
+        </w:rPr>
+        <w:t>”</w:t>
+      </w:r>
+      <w:r>
+        <w:rPr>
+          <w:lang w:val="es-419" w:eastAsia="es-CO"/>
+        </w:rPr>
+        <w:t>, servicios de dominio y los protocolos de transferencia de archivos, es momento de comprender y asimilar los pasos para la publicación de un sitio web.</w:t>
+      </w:r>
+    </w:p>
+    <w:p>
+      <w:pPr>
+        <w:rPr>
+          <w:lang w:val="es-419" w:eastAsia="es-CO"/>
+        </w:rPr>
+      </w:pPr>
+      <w:r>
+        <w:rPr>
+          <w:lang w:val="es-419" w:eastAsia="es-CO"/>
+        </w:rPr>
+        <w:t>A continuación, conozca los pasos para publicar un sitio web. Procure llevar registro de los aspectos más relevantes en su libreta personal de apuntes:</w:t>
+      </w:r>
+    </w:p>
+    <w:p>
+      <w:pPr>
+        <w:pStyle w:val="Prrafodelista"/>
+        <w:numPr>
+          <w:ilvl w:val="0"/>
+          <w:numId w:val="32"/>
+        </w:numPr>
+        <w:rPr>
+          <w:b/>
+          <w:bCs/>
+          <w:lang w:val="es-419" w:eastAsia="es-CO"/>
+        </w:rPr>
+      </w:pPr>
+      <w:r>
+        <w:rPr>
+          <w:b/>
+          <w:bCs/>
+          <w:lang w:val="es-419" w:eastAsia="es-CO"/>
+        </w:rPr>
+        <w:t>Alistamiento</w:t>
+      </w:r>
+    </w:p>
+    <w:p>
+      <w:pPr>
+        <w:pStyle w:val="Prrafodelista"/>
+        <w:ind w:left="1429" w:firstLine="0"/>
+        <w:rPr>
+          <w:lang w:val="es-419" w:eastAsia="es-CO"/>
+        </w:rPr>
+      </w:pPr>
+      <w:r>
+        <w:rPr>
+          <w:lang w:val="es-419" w:eastAsia="es-CO"/>
+        </w:rPr>
+        <w:t xml:space="preserve">Tener listo el sitio web. Se recomienda utilizar servidores de aplicaciones en la máquina local para hacer pruebas. Hay </w:t>
+      </w:r>
+      <w:r>
+        <w:rPr>
+          <w:lang w:val="es-419" w:eastAsia="es-CO"/>
+        </w:rPr>
+        <w:t xml:space="preserve">una </w:t>
+      </w:r>
+      <w:r>
+        <w:rPr>
+          <w:lang w:val="es-419" w:eastAsia="es-CO"/>
+        </w:rPr>
+        <w:t>gran variedad de servidores web que se amoldan fácilmente a los sistemas operativos y a los lenguajes de programación utilizados.</w:t>
+      </w:r>
+    </w:p>
+    <w:p>
+      <w:pPr>
+        <w:pStyle w:val="Prrafodelista"/>
+        <w:numPr>
+          <w:ilvl w:val="0"/>
+          <w:numId w:val="32"/>
+        </w:numPr>
+        <w:rPr>
+          <w:b/>
+          <w:bCs/>
+          <w:lang w:val="es-419" w:eastAsia="es-CO"/>
+        </w:rPr>
+      </w:pPr>
+      <w:r>
+        <w:rPr>
+          <w:b/>
+          <w:bCs/>
+          <w:lang w:val="es-419" w:eastAsia="es-CO"/>
+        </w:rPr>
+        <w:t>“</w:t>
+      </w:r>
+      <w:r>
+        <w:rPr>
+          <w:rStyle w:val="Extranjerismo"/>
+          <w:b/>
+          <w:bCs/>
+          <w:lang w:val="es-419" w:eastAsia="es-CO"/>
+        </w:rPr>
+        <w:t>H</w:t>
+      </w:r>
+      <w:r>
+        <w:rPr>
+          <w:rStyle w:val="Extranjerismo"/>
+          <w:b/>
+          <w:bCs/>
+          <w:lang w:val="es-419" w:eastAsia="es-CO"/>
+        </w:rPr>
+        <w:t>osting”</w:t>
+      </w:r>
+      <w:r>
+        <w:rPr>
+          <w:b/>
+          <w:bCs/>
+          <w:lang w:val="es-419" w:eastAsia="es-CO"/>
+        </w:rPr>
+        <w:t xml:space="preserve"> apropiado</w:t>
+      </w:r>
+    </w:p>
+    <w:p>
+      <w:pPr>
+        <w:pStyle w:val="Prrafodelista"/>
+        <w:ind w:left="1429" w:firstLine="0"/>
+        <w:rPr>
+          <w:lang w:val="es-419" w:eastAsia="es-CO"/>
+        </w:rPr>
+      </w:pPr>
+      <w:r>
+        <w:rPr>
+          <w:lang w:val="es-419" w:eastAsia="es-CO"/>
+        </w:rPr>
+        <w:t xml:space="preserve">Adquirir servicio de </w:t>
+      </w:r>
+      <w:r>
+        <w:rPr>
+          <w:lang w:val="es-419" w:eastAsia="es-CO"/>
+        </w:rPr>
+        <w:t>“</w:t>
+      </w:r>
+      <w:r>
+        <w:rPr>
+          <w:rStyle w:val="Extranjerismo"/>
+          <w:lang w:val="es-419" w:eastAsia="es-CO"/>
+        </w:rPr>
+        <w:t>hosting</w:t>
+      </w:r>
+      <w:r>
+        <w:rPr>
+          <w:rStyle w:val="Extranjerismo"/>
+          <w:lang w:val="es-419" w:eastAsia="es-CO"/>
+        </w:rPr>
+        <w:t>”</w:t>
+      </w:r>
+      <w:r>
+        <w:rPr>
+          <w:lang w:val="es-419" w:eastAsia="es-CO"/>
+        </w:rPr>
+        <w:t xml:space="preserve"> que cumpla con </w:t>
+      </w:r>
+      <w:r>
+        <w:rPr>
+          <w:lang w:val="es-419" w:eastAsia="es-CO"/>
+        </w:rPr>
+        <w:t xml:space="preserve">las </w:t>
+      </w:r>
+      <w:r>
+        <w:rPr>
+          <w:lang w:val="es-419" w:eastAsia="es-CO"/>
+        </w:rPr>
+        <w:t xml:space="preserve">características necesarias para </w:t>
+      </w:r>
+      <w:r>
+        <w:rPr>
+          <w:lang w:val="es-419" w:eastAsia="es-CO"/>
+        </w:rPr>
+        <w:t xml:space="preserve">el </w:t>
+      </w:r>
+      <w:r>
+        <w:rPr>
+          <w:lang w:val="es-419" w:eastAsia="es-CO"/>
+        </w:rPr>
+        <w:t xml:space="preserve">despliegue del sitio. Los servicios de </w:t>
+      </w:r>
+      <w:r>
+        <w:rPr>
+          <w:lang w:val="es-419" w:eastAsia="es-CO"/>
+        </w:rPr>
+        <w:t>“</w:t>
+      </w:r>
+      <w:r>
+        <w:rPr>
+          <w:rStyle w:val="Extranjerismo"/>
+          <w:lang w:val="es-419" w:eastAsia="es-CO"/>
+        </w:rPr>
+        <w:t>hosting</w:t>
+      </w:r>
+      <w:r>
+        <w:rPr>
+          <w:rStyle w:val="Extranjerismo"/>
+          <w:lang w:val="es-419" w:eastAsia="es-CO"/>
+        </w:rPr>
+        <w:t>”</w:t>
+      </w:r>
+      <w:r>
+        <w:rPr>
+          <w:lang w:val="es-419" w:eastAsia="es-CO"/>
+        </w:rPr>
+        <w:t xml:space="preserve"> ofrecen un conjunto de beneficios entre los que se debe verificar el sistema operativo, el servidor de aplicaciones, sistemas gestores de bases de datos, lenguajes soportados, espacio de disco, límite de ancho de banda, cantidad de cuentas de correo, calidad de soporte, certificados digitales y copias de seguridad.</w:t>
+      </w:r>
+    </w:p>
+    <w:p>
+      <w:pPr>
+        <w:pStyle w:val="Prrafodelista"/>
+        <w:numPr>
+          <w:ilvl w:val="0"/>
+          <w:numId w:val="32"/>
+        </w:numPr>
+        <w:rPr>
+          <w:b/>
+          <w:bCs/>
+          <w:lang w:val="es-419" w:eastAsia="es-CO"/>
+        </w:rPr>
+      </w:pPr>
+      <w:r>
+        <w:rPr>
+          <w:b/>
+          <w:bCs/>
+          <w:lang w:val="es-419" w:eastAsia="es-CO"/>
+        </w:rPr>
+        <w:t>Imagen del sitio</w:t>
+      </w:r>
+    </w:p>
+    <w:p>
+      <w:pPr>
+        <w:pStyle w:val="Prrafodelista"/>
+        <w:ind w:left="1429" w:firstLine="0"/>
+        <w:rPr>
+          <w:lang w:val="es-419" w:eastAsia="es-CO"/>
+        </w:rPr>
+      </w:pPr>
+      <w:r>
+        <w:rPr>
+          <w:lang w:val="es-419" w:eastAsia="es-CO"/>
+        </w:rPr>
+        <w:t>Adquirir un servicio de dominio que sirva para representar la imagen del sitio, que sea de fácil recordación y utilice los dominios de primer nivel, de acuerdo con las características del sitio a publicar.</w:t>
+      </w:r>
+    </w:p>
+    <w:p>
+      <w:pPr>
+        <w:pStyle w:val="Prrafodelista"/>
+        <w:numPr>
+          <w:ilvl w:val="0"/>
+          <w:numId w:val="32"/>
+        </w:numPr>
+        <w:rPr>
+          <w:b/>
+          <w:bCs/>
+          <w:lang w:val="es-419" w:eastAsia="es-CO"/>
+        </w:rPr>
+      </w:pPr>
+      <w:r>
+        <w:rPr>
+          <w:b/>
+          <w:bCs/>
+          <w:lang w:val="es-419" w:eastAsia="es-CO"/>
+        </w:rPr>
+        <w:lastRenderedPageBreak/>
+        <w:t>Funcionalidades probadas</w:t>
+      </w:r>
+    </w:p>
+    <w:p>
+      <w:pPr>
+        <w:pStyle w:val="Prrafodelista"/>
+        <w:ind w:left="1429" w:firstLine="0"/>
+        <w:rPr>
+          <w:lang w:val="es-419" w:eastAsia="es-CO"/>
+        </w:rPr>
+      </w:pPr>
+      <w:r>
+        <w:rPr>
+          <w:lang w:val="es-419" w:eastAsia="es-CO"/>
+        </w:rPr>
+        <w:t xml:space="preserve">Una vez desplegado el sitio, verificar que todas las funcionalidades probadas, de manera local, funcionan de la misma forma, una vez que el sitio es montado en Internet. Para evitar inconvenientes, se recomienda utilizar, en las pruebas locales, las mismas características de sistema operativo, servidor de aplicaciones y gestores de bases de datos que el de los servidores de </w:t>
+      </w:r>
+      <w:r>
+        <w:rPr>
+          <w:lang w:val="es-419" w:eastAsia="es-CO"/>
+        </w:rPr>
+        <w:t>“</w:t>
+      </w:r>
+      <w:r>
+        <w:rPr>
+          <w:rStyle w:val="Extranjerismo"/>
+          <w:lang w:val="es-419" w:eastAsia="es-CO"/>
+        </w:rPr>
+        <w:t>hosting</w:t>
+      </w:r>
+      <w:r>
+        <w:rPr>
+          <w:rStyle w:val="Extranjerismo"/>
+          <w:lang w:val="es-419" w:eastAsia="es-CO"/>
+        </w:rPr>
+        <w:t>”</w:t>
+      </w:r>
+      <w:r>
+        <w:rPr>
+          <w:lang w:val="es-419" w:eastAsia="es-CO"/>
+        </w:rPr>
+        <w:t>.</w:t>
+      </w:r>
+    </w:p>
+    <w:p>
+      <w:pPr>
+        <w:rPr>
+          <w:lang w:val="es-419" w:eastAsia="es-CO"/>
+        </w:rPr>
+      </w:pPr>
+      <w:r>
+        <w:rPr>
+          <w:lang w:val="es-419" w:eastAsia="es-CO"/>
+        </w:rPr>
+        <w:t xml:space="preserve">Conozca y profundice en la forma de desplegar un sitio utilizando servicios de </w:t>
+      </w:r>
+      <w:r>
+        <w:rPr>
+          <w:lang w:val="es-419" w:eastAsia="es-CO"/>
+        </w:rPr>
+        <w:t>“</w:t>
+      </w:r>
+      <w:r>
+        <w:rPr>
+          <w:rStyle w:val="Extranjerismo"/>
+          <w:lang w:val="es-419" w:eastAsia="es-CO"/>
+        </w:rPr>
+        <w:t>hosting</w:t>
+      </w:r>
+      <w:r>
+        <w:rPr>
+          <w:rStyle w:val="Extranjerismo"/>
+          <w:lang w:val="es-419" w:eastAsia="es-CO"/>
+        </w:rPr>
+        <w:t>”</w:t>
+      </w:r>
+      <w:r>
+        <w:rPr>
+          <w:lang w:val="es-419" w:eastAsia="es-CO"/>
+        </w:rPr>
+        <w:t xml:space="preserve"> y de dominios gratuitos. Visualice con atención el video “Publicación y prueba sitios”. Procure llevar registro de los aspectos más destacados en su libreta personal de apuntes.</w:t>
+      </w:r>
+    </w:p>
+    <w:p>
+      <w:pPr>
+        <w:pStyle w:val="Video"/>
+      </w:pPr>
+      <w:r>
+        <w:t xml:space="preserve">Publicación y prueba </w:t>
+      </w:r>
+      <w:r>
+        <w:t xml:space="preserve">de </w:t>
+      </w:r>
+      <w:r>
+        <w:t>sitios</w:t>
+      </w:r>
+    </w:p>
+    <w:p>
+      <w:pPr>
+        <w:ind w:right="49" w:firstLine="0"/>
+        <w:jc w:val="center"/>
+      </w:pPr>
+      <w:r>
+        <w:rPr>
+          <w:noProof/>
+        </w:rPr>
+        <w:drawing>
+          <wp:inline distT="0" distB="0" distL="0" distR="0" wp14:anchorId="1949EA46" wp14:editId="6399E3C4">
+            <wp:extent cx="6331936" cy="3561714"/>
+            <wp:effectExtent l="0" t="0" r="0" b="1270"/>
+            <wp:docPr id="386160414" name="Imagen 386160414">
+              <a:extLst xmlns:a="http://schemas.openxmlformats.org/drawingml/2006/main">
+                <a:ext uri="{C183D7F6-B498-43B3-948B-1728B52AA6E4}">
+                  <adec:decorative xmlns:adec="http://schemas.microsoft.com/office/drawing/2017/decorative" val="1"/>
+                </a:ext>
+              </a:extLst>
+            </wp:docPr>
+            <wp:cNvGraphicFramePr>
+              <a:graphicFrameLocks xmlns:a="http://schemas.openxmlformats.org/drawingml/2006/main" noChangeAspect="1"/>
+            </wp:cNvGraphicFramePr>
+            <a:graphic xmlns:a="http://schemas.openxmlformats.org/drawingml/2006/main">
+              <a:graphicData uri="http://schemas.openxmlformats.org/drawingml/2006/picture">
+                <pic:pic xmlns:pic="http://schemas.openxmlformats.org/drawingml/2006/picture">
+                  <pic:nvPicPr>
+                    <pic:cNvPr id="386160414" name="Imagen 386160414">
+                      <a:extLst>
+                        <a:ext uri="{C183D7F6-B498-43B3-948B-1728B52AA6E4}">
+                          <adec:decorative xmlns:adec="http://schemas.microsoft.com/office/drawing/2017/decorative" val="1"/>
+                        </a:ext>
+                      </a:extLst>
+                    </pic:cNvPr>
+                    <pic:cNvPicPr>
+                      <a:picLocks noChangeAspect="1" noChangeArrowheads="1"/>
+                    </pic:cNvPicPr>
+                  </pic:nvPicPr>
+                  <pic:blipFill>
+                    <a:blip r:embed="rId19">
+                      <a:extLst>
+                        <a:ext uri="{28A0092B-C50C-407E-A947-70E740481C1C}">
+                          <a14:useLocalDpi xmlns:a14="http://schemas.microsoft.com/office/drawing/2010/main" val="0"/>
+                        </a:ext>
+                      </a:extLst>
+                    </a:blip>
+                    <a:stretch>
+                      <a:fillRect/>
+                    </a:stretch>
+                  </pic:blipFill>
+                  <pic:spPr bwMode="auto">
+                    <a:xfrm>
+                      <a:off x="0" y="0"/>
+                      <a:ext cx="6331936" cy="3561714"/>
+                    </a:xfrm>
+                    <a:prstGeom prst="rect">
+                      <a:avLst/>
+                    </a:prstGeom>
+                    <a:noFill/>
+                    <a:ln>
+                      <a:noFill/>
+                    </a:ln>
+                  </pic:spPr>
+                </pic:pic>
+              </a:graphicData>
+            </a:graphic>
+          </wp:inline>
+        </w:drawing>
+      </w:r>
+    </w:p>
+    <w:p>
+      <w:pPr>
+        <w:ind w:firstLine="0"/>
+        <w:jc w:val="center"/>
+        <w:rPr>
+          <w:b/>
+          <w:bCs/>
+          <w:i/>
+          <w:iCs/>
+        </w:rPr>
+      </w:pPr>
+      <w:hyperlink r:id="rId20" w:history="1">
+        <w:r>
+          <w:rPr>
+            <w:rStyle w:val="Hipervnculo"/>
+            <w:b/>
+          </w:rPr>
+          <w:t>Enlace de reproducción del video</w:t>
+        </w:r>
+      </w:hyperlink>
+    </w:p>
+    <w:tbl>
+      <w:tblPr>
+        <w:tblStyle w:val="Tablaconcuadrcula"/>
+        <w:tblW w:w="0" w:type="auto"/>
+        <w:tblLook w:val="04A0" w:firstRow="1" w:lastRow="0" w:firstColumn="1" w:lastColumn="0" w:noHBand="0" w:noVBand="1"/>
+      </w:tblPr>
+      <w:tblGrid>
+        <w:gridCol w:w="9962"/>
+      </w:tblGrid>
+      <w:tr>
+        <w:tc>
+          <w:tcPr>
+            <w:tcW w:w="9962" w:type="dxa"/>
+          </w:tcPr>
+          <w:p>
+            <w:pPr>
+              <w:ind w:firstLine="0"/>
+              <w:jc w:val="center"/>
+              <w:rPr>
+                <w:b/>
+              </w:rPr>
+            </w:pPr>
+            <w:r>
+              <w:rPr>
+                <w:b/>
+              </w:rPr>
+              <w:t xml:space="preserve">Síntesis del video: </w:t>
+            </w:r>
+            <w:r>
+              <w:rPr>
+                <w:b/>
+              </w:rPr>
               <w:t>Publicación y prueba de sitios</w:t>
             </w:r>
           </w:p>
@@ -5446,13 +5438,13 @@
                     <pic:cNvPicPr/>
                   </pic:nvPicPr>
                   <pic:blipFill>
-                    <a:blip r:embed="rId18">
+                    <a:blip r:embed="rId21">
                       <a:extLst>
                         <a:ext uri="{28A0092B-C50C-407E-A947-70E740481C1C}">
                           <a14:useLocalDpi xmlns:a14="http://schemas.microsoft.com/office/drawing/2010/main" val="0"/>
                         </a:ext>
                         <a:ext uri="{96DAC541-7B7A-43D3-8B79-37D633B846F1}">
-                          <asvg:svgBlip xmlns:asvg="http://schemas.microsoft.com/office/drawing/2016/SVG/main" r:embed="rId19"/>
+                          <asvg:svgBlip xmlns:asvg="http://schemas.microsoft.com/office/drawing/2016/SVG/main" r:embed="rId22"/>
                         </a:ext>
                       </a:extLst>
                     </a:blip>
@@ -5585,7 +5577,19 @@
               <w:pStyle w:val="TextoTablas"/>
             </w:pPr>
             <w:r>
-              <w:t>Corporación para la Asignación de Nombres y Números en Internet [ICANN]. (2015). Las funciones de la IANA.</w:t>
+              <w:t xml:space="preserve">Corporación para la Asignación de Nombres y Números en Internet [ICANN]. (2015). </w:t>
+            </w:r>
+            <w:r>
+              <w:t>F</w:t>
+            </w:r>
+            <w:r>
+              <w:t>unciones de la IANA</w:t>
+            </w:r>
+            <w:r>
+              <w:t>: aspectos básicos</w:t>
+            </w:r>
+            <w:r>
+              <w:t>.</w:t>
             </w:r>
           </w:p>
         </w:tc>
@@ -5598,7 +5602,7 @@
               <w:pStyle w:val="TextoTablas"/>
             </w:pPr>
             <w:r>
-              <w:t>Reporte</w:t>
+              <w:t>PDF</w:t>
             </w:r>
           </w:p>
         </w:tc>
@@ -5610,14 +5614,17 @@
             <w:pPr>
               <w:pStyle w:val="TextoTablas"/>
             </w:pPr>
-            <w:hyperlink r:id="rId20" w:history="1">
+            <w:hyperlink r:id="rId23" w:history="1">
               <w:r>
                 <w:rPr>
                   <w:rStyle w:val="Hipervnculo"/>
                 </w:rPr>
-                <w:t>https://www.icann.org/es/system/files/files/iana-functions-18dec15-es.pdf</w:t>
+                <w:t>https://www.icann.org/en/system/files/files/functions-basics-08apr14-es.pdf</w:t>
               </w:r>
             </w:hyperlink>
+            <w:r>
+              <w:t xml:space="preserve"> </w:t>
+            </w:r>
           </w:p>
         </w:tc>
       </w:tr>
@@ -5836,7 +5843,7 @@
         </w:rPr>
         <w:t xml:space="preserve"> </w:t>
       </w:r>
-      <w:hyperlink r:id="rId21" w:history="1">
+      <w:hyperlink r:id="rId24" w:history="1">
         <w:r>
           <w:rPr>
             <w:rStyle w:val="Hipervnculo"/>
@@ -5914,7 +5921,7 @@
         </w:rPr>
         <w:t xml:space="preserve"> </w:t>
       </w:r>
-      <w:hyperlink r:id="rId22" w:history="1">
+      <w:hyperlink r:id="rId25" w:history="1">
         <w:r>
           <w:rPr>
             <w:rStyle w:val="Hipervnculo"/>
@@ -5978,7 +5985,7 @@
         </w:rPr>
         <w:t xml:space="preserve"> </w:t>
       </w:r>
-      <w:hyperlink r:id="rId23" w:history="1">
+      <w:hyperlink r:id="rId26" w:history="1">
         <w:r>
           <w:rPr>
             <w:rStyle w:val="Hipervnculo"/>
@@ -6611,8 +6618,8 @@
       </w:pPr>
     </w:p>
     <w:sectPr>
-      <w:headerReference w:type="default" r:id="rId24"/>
-      <w:footerReference w:type="default" r:id="rId25"/>
+      <w:headerReference w:type="default" r:id="rId27"/>
+      <w:footerReference w:type="default" r:id="rId28"/>
       <w:pgSz w:w="12240" w:h="15840"/>
       <w:pgMar w:top="1701" w:right="1134" w:bottom="1134" w:left="1134" w:header="709" w:footer="737" w:gutter="0"/>
       <w:pgNumType w:start="1"/>
@@ -6624,7 +6631,7 @@
 </file>
 
 <file path=word/endnotes.xml><?xml version="1.0" encoding="utf-8"?>
-<w:endnotes xmlns:wpc="http://schemas.microsoft.com/office/word/2010/wordprocessingCanvas" xmlns:cx="http://schemas.microsoft.com/office/drawing/2014/chartex" xmlns:cx1="http://schemas.microsoft.com/office/drawing/2015/9/8/chartex" xmlns:cx2="http://schemas.microsoft.com/office/drawing/2015/10/21/chartex" xmlns:cx3="http://schemas.microsoft.com/office/drawing/2016/5/9/chartex" xmlns:cx4="http://schemas.microsoft.com/office/drawing/2016/5/10/chartex" xmlns:cx5="http://schemas.microsoft.com/office/drawing/2016/5/11/chartex" xmlns:cx6="http://schemas.microsoft.com/office/drawing/2016/5/12/chartex" xmlns:cx7="http://schemas.microsoft.com/office/drawing/2016/5/13/chartex" xmlns:cx8="http://schemas.microsoft.com/office/drawing/2016/5/14/chartex" xmlns:mc="http://schemas.openxmlformats.org/markup-compatibility/2006" xmlns:aink="http://schemas.microsoft.com/office/drawing/2016/ink" xmlns:am3d="http://schemas.microsoft.com/office/drawing/2017/model3d" xmlns:o="urn:schemas-microsoft-com:office:office" xmlns:oel="http://schemas.microsoft.com/office/2019/extlst" xmlns:r="http://schemas.openxmlformats.org/officeDocument/2006/relationships" xmlns:m="http://schemas.openxmlformats.org/officeDocument/2006/math" xmlns:v="urn:schemas-microsoft-com:vml" xmlns:wp14="http://schemas.microsoft.com/office/word/2010/wordprocessingDrawing" xmlns:wp="http://schemas.openxmlformats.org/drawingml/2006/wordprocessingDrawing" xmlns:w10="urn:schemas-microsoft-com:office:word" xmlns:w="http://schemas.openxmlformats.org/wordprocessingml/2006/main" xmlns:w14="http://schemas.microsoft.com/office/word/2010/wordml" xmlns:w15="http://schemas.microsoft.com/office/word/2012/wordml" xmlns:w16cex="http://schemas.microsoft.com/office/word/2018/wordml/cex" xmlns:w16cid="http://schemas.microsoft.com/office/word/2016/wordml/cid" xmlns:w16="http://schemas.microsoft.com/office/word/2018/wordml" xmlns:w16du="http://schemas.microsoft.com/office/word/2023/wordml/word16du" xmlns:w16sdtdh="http://schemas.microsoft.com/office/word/2020/wordml/sdtdatahash" xmlns:w16se="http://schemas.microsoft.com/office/word/2015/wordml/symex" xmlns:wpg="http://schemas.microsoft.com/office/word/2010/wordprocessingGroup" xmlns:wpi="http://schemas.microsoft.com/office/word/2010/wordprocessingInk" xmlns:wne="http://schemas.microsoft.com/office/word/2006/wordml" xmlns:wps="http://schemas.microsoft.com/office/word/2010/wordprocessingShape" mc:Ignorable="w14 w15 w16se w16cid w16 w16cex w16sdtdh w16du wp14">
+<w:endnotes xmlns:wpc="http://schemas.microsoft.com/office/word/2010/wordprocessingCanvas" xmlns:cx="http://schemas.microsoft.com/office/drawing/2014/chartex" xmlns:cx1="http://schemas.microsoft.com/office/drawing/2015/9/8/chartex" xmlns:cx2="http://schemas.microsoft.com/office/drawing/2015/10/21/chartex" xmlns:cx3="http://schemas.microsoft.com/office/drawing/2016/5/9/chartex" xmlns:cx4="http://schemas.microsoft.com/office/drawing/2016/5/10/chartex" xmlns:cx5="http://schemas.microsoft.com/office/drawing/2016/5/11/chartex" xmlns:cx6="http://schemas.microsoft.com/office/drawing/2016/5/12/chartex" xmlns:cx7="http://schemas.microsoft.com/office/drawing/2016/5/13/chartex" xmlns:cx8="http://schemas.microsoft.com/office/drawing/2016/5/14/chartex" xmlns:mc="http://schemas.openxmlformats.org/markup-compatibility/2006" xmlns:aink="http://schemas.microsoft.com/office/drawing/2016/ink" xmlns:am3d="http://schemas.microsoft.com/office/drawing/2017/model3d" xmlns:o="urn:schemas-microsoft-com:office:office" xmlns:r="http://schemas.openxmlformats.org/officeDocument/2006/relationships" xmlns:m="http://schemas.openxmlformats.org/officeDocument/2006/math" xmlns:v="urn:schemas-microsoft-com:vml" xmlns:wp14="http://schemas.microsoft.com/office/word/2010/wordprocessingDrawing" xmlns:wp="http://schemas.openxmlformats.org/drawingml/2006/wordprocessingDrawing" xmlns:w10="urn:schemas-microsoft-com:office:word" xmlns:w="http://schemas.openxmlformats.org/wordprocessingml/2006/main" xmlns:w14="http://schemas.microsoft.com/office/word/2010/wordml" xmlns:w15="http://schemas.microsoft.com/office/word/2012/wordml" xmlns:w16cex="http://schemas.microsoft.com/office/word/2018/wordml/cex" xmlns:w16cid="http://schemas.microsoft.com/office/word/2016/wordml/cid" xmlns:w16="http://schemas.microsoft.com/office/word/2018/wordml" xmlns:w16sdtdh="http://schemas.microsoft.com/office/word/2020/wordml/sdtdatahash" xmlns:w16se="http://schemas.microsoft.com/office/word/2015/wordml/symex" xmlns:wpg="http://schemas.microsoft.com/office/word/2010/wordprocessingGroup" xmlns:wpi="http://schemas.microsoft.com/office/word/2010/wordprocessingInk" xmlns:wne="http://schemas.microsoft.com/office/word/2006/wordml" xmlns:wps="http://schemas.microsoft.com/office/word/2010/wordprocessingShape" mc:Ignorable="w14 w15 w16se w16cid w16 w16cex w16sdtdh wp14">
   <w:endnote w:type="separator" w:id="-1">
     <w:p>
       <w:pPr>
@@ -6649,7 +6656,7 @@
 </file>
 
 <file path=word/footer1.xml><?xml version="1.0" encoding="utf-8"?>
-<w:ftr xmlns:wpc="http://schemas.microsoft.com/office/word/2010/wordprocessingCanvas" xmlns:cx="http://schemas.microsoft.com/office/drawing/2014/chartex" xmlns:cx1="http://schemas.microsoft.com/office/drawing/2015/9/8/chartex" xmlns:cx2="http://schemas.microsoft.com/office/drawing/2015/10/21/chartex" xmlns:cx3="http://schemas.microsoft.com/office/drawing/2016/5/9/chartex" xmlns:cx4="http://schemas.microsoft.com/office/drawing/2016/5/10/chartex" xmlns:cx5="http://schemas.microsoft.com/office/drawing/2016/5/11/chartex" xmlns:cx6="http://schemas.microsoft.com/office/drawing/2016/5/12/chartex" xmlns:cx7="http://schemas.microsoft.com/office/drawing/2016/5/13/chartex" xmlns:cx8="http://schemas.microsoft.com/office/drawing/2016/5/14/chartex" xmlns:mc="http://schemas.openxmlformats.org/markup-compatibility/2006" xmlns:aink="http://schemas.microsoft.com/office/drawing/2016/ink" xmlns:am3d="http://schemas.microsoft.com/office/drawing/2017/model3d" xmlns:o="urn:schemas-microsoft-com:office:office" xmlns:oel="http://schemas.microsoft.com/office/2019/extlst" xmlns:r="http://schemas.openxmlformats.org/officeDocument/2006/relationships" xmlns:m="http://schemas.openxmlformats.org/officeDocument/2006/math" xmlns:v="urn:schemas-microsoft-com:vml" xmlns:wp14="http://schemas.microsoft.com/office/word/2010/wordprocessingDrawing" xmlns:wp="http://schemas.openxmlformats.org/drawingml/2006/wordprocessingDrawing" xmlns:w10="urn:schemas-microsoft-com:office:word" xmlns:w="http://schemas.openxmlformats.org/wordprocessingml/2006/main" xmlns:w14="http://schemas.microsoft.com/office/word/2010/wordml" xmlns:w15="http://schemas.microsoft.com/office/word/2012/wordml" xmlns:w16cex="http://schemas.microsoft.com/office/word/2018/wordml/cex" xmlns:w16cid="http://schemas.microsoft.com/office/word/2016/wordml/cid" xmlns:w16="http://schemas.microsoft.com/office/word/2018/wordml" xmlns:w16du="http://schemas.microsoft.com/office/word/2023/wordml/word16du" xmlns:w16sdtdh="http://schemas.microsoft.com/office/word/2020/wordml/sdtdatahash" xmlns:w16se="http://schemas.microsoft.com/office/word/2015/wordml/symex" xmlns:wpg="http://schemas.microsoft.com/office/word/2010/wordprocessingGroup" xmlns:wpi="http://schemas.microsoft.com/office/word/2010/wordprocessingInk" xmlns:wne="http://schemas.microsoft.com/office/word/2006/wordml" xmlns:wps="http://schemas.microsoft.com/office/word/2010/wordprocessingShape" mc:Ignorable="w14 w15 w16se w16cid w16 w16cex w16sdtdh w16du wp14">
+<w:ftr xmlns:wpc="http://schemas.microsoft.com/office/word/2010/wordprocessingCanvas" xmlns:cx="http://schemas.microsoft.com/office/drawing/2014/chartex" xmlns:cx1="http://schemas.microsoft.com/office/drawing/2015/9/8/chartex" xmlns:cx2="http://schemas.microsoft.com/office/drawing/2015/10/21/chartex" xmlns:cx3="http://schemas.microsoft.com/office/drawing/2016/5/9/chartex" xmlns:cx4="http://schemas.microsoft.com/office/drawing/2016/5/10/chartex" xmlns:cx5="http://schemas.microsoft.com/office/drawing/2016/5/11/chartex" xmlns:cx6="http://schemas.microsoft.com/office/drawing/2016/5/12/chartex" xmlns:cx7="http://schemas.microsoft.com/office/drawing/2016/5/13/chartex" xmlns:cx8="http://schemas.microsoft.com/office/drawing/2016/5/14/chartex" xmlns:mc="http://schemas.openxmlformats.org/markup-compatibility/2006" xmlns:aink="http://schemas.microsoft.com/office/drawing/2016/ink" xmlns:am3d="http://schemas.microsoft.com/office/drawing/2017/model3d" xmlns:o="urn:schemas-microsoft-com:office:office" xmlns:r="http://schemas.openxmlformats.org/officeDocument/2006/relationships" xmlns:m="http://schemas.openxmlformats.org/officeDocument/2006/math" xmlns:v="urn:schemas-microsoft-com:vml" xmlns:wp14="http://schemas.microsoft.com/office/word/2010/wordprocessingDrawing" xmlns:wp="http://schemas.openxmlformats.org/drawingml/2006/wordprocessingDrawing" xmlns:w10="urn:schemas-microsoft-com:office:word" xmlns:w="http://schemas.openxmlformats.org/wordprocessingml/2006/main" xmlns:w14="http://schemas.microsoft.com/office/word/2010/wordml" xmlns:w15="http://schemas.microsoft.com/office/word/2012/wordml" xmlns:w16cex="http://schemas.microsoft.com/office/word/2018/wordml/cex" xmlns:w16cid="http://schemas.microsoft.com/office/word/2016/wordml/cid" xmlns:w16="http://schemas.microsoft.com/office/word/2018/wordml" xmlns:w16sdtdh="http://schemas.microsoft.com/office/word/2020/wordml/sdtdatahash" xmlns:w16se="http://schemas.microsoft.com/office/word/2015/wordml/symex" xmlns:wpg="http://schemas.microsoft.com/office/word/2010/wordprocessingGroup" xmlns:wpi="http://schemas.microsoft.com/office/word/2010/wordprocessingInk" xmlns:wne="http://schemas.microsoft.com/office/word/2006/wordml" xmlns:wps="http://schemas.microsoft.com/office/word/2010/wordprocessingShape" mc:Ignorable="w14 w15 w16se w16cid w16 w16cex w16sdtdh wp14">
   <w:sdt>
     <w:sdtPr>
       <w:id w:val="-1465197936"/>
@@ -6658,6 +6665,7 @@
         <w:docPartUnique/>
       </w:docPartObj>
     </w:sdtPr>
+    <w:sdtEndPr/>
     <w:sdtContent>
       <w:p>
         <w:pPr>
@@ -6758,7 +6766,7 @@
                   <v:stroke joinstyle="miter"/>
                   <v:path gradientshapeok="t" o:connecttype="rect"/>
                 </v:shapetype>
-                <v:shape id="_x0000_s1027" type="#_x0000_t202" alt="&quot;&quot;" style="position:absolute;left:0;text-align:left;margin-left:16.1pt;margin-top:.65pt;width:455.15pt;height:41.4pt;z-index:251661312;visibility:visible;mso-wrap-style:square;mso-width-percent:0;mso-height-percent:0;mso-wrap-distance-left:9pt;mso-wrap-distance-top:3.6pt;mso-wrap-distance-right:9pt;mso-wrap-distance-bottom:3.6pt;mso-position-horizontal:absolute;mso-position-horizontal-relative:text;mso-position-vertical:absolute;mso-position-vertical-relative:text;mso-width-percent:0;mso-height-percent:0;mso-width-relative:margin;mso-height-relative:margin;v-text-anchor:top" o:gfxdata="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" stroked="f">
+                <v:shape id="_x0000_s1027" type="#_x0000_t202" alt="&quot;&quot;" style="position:absolute;left:0;text-align:left;margin-left:16.1pt;margin-top:.65pt;width:455.15pt;height:41.4pt;z-index:251661312;visibility:visible;mso-wrap-style:square;mso-width-percent:0;mso-height-percent:0;mso-wrap-distance-left:9pt;mso-wrap-distance-top:3.6pt;mso-wrap-distance-right:9pt;mso-wrap-distance-bottom:3.6pt;mso-position-horizontal:absolute;mso-position-horizontal-relative:text;mso-position-vertical:absolute;mso-position-vertical-relative:text;mso-width-percent:0;mso-height-percent:0;mso-width-relative:margin;mso-height-relative:margin;v-text-anchor:top" o:gfxdata="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" stroked="f">
                   <v:textbox>
                     <w:txbxContent>
                       <w:p>
@@ -6815,7 +6823,7 @@
 </file>
 
 <file path=word/footnotes.xml><?xml version="1.0" encoding="utf-8"?>
-<w:footnotes xmlns:wpc="http://schemas.microsoft.com/office/word/2010/wordprocessingCanvas" xmlns:cx="http://schemas.microsoft.com/office/drawing/2014/chartex" xmlns:cx1="http://schemas.microsoft.com/office/drawing/2015/9/8/chartex" xmlns:cx2="http://schemas.microsoft.com/office/drawing/2015/10/21/chartex" xmlns:cx3="http://schemas.microsoft.com/office/drawing/2016/5/9/chartex" xmlns:cx4="http://schemas.microsoft.com/office/drawing/2016/5/10/chartex" xmlns:cx5="http://schemas.microsoft.com/office/drawing/2016/5/11/chartex" xmlns:cx6="http://schemas.microsoft.com/office/drawing/2016/5/12/chartex" xmlns:cx7="http://schemas.microsoft.com/office/drawing/2016/5/13/chartex" xmlns:cx8="http://schemas.microsoft.com/office/drawing/2016/5/14/chartex" xmlns:mc="http://schemas.openxmlformats.org/markup-compatibility/2006" xmlns:aink="http://schemas.microsoft.com/office/drawing/2016/ink" xmlns:am3d="http://schemas.microsoft.com/office/drawing/2017/model3d" xmlns:o="urn:schemas-microsoft-com:office:office" xmlns:oel="http://schemas.microsoft.com/office/2019/extlst" xmlns:r="http://schemas.openxmlformats.org/officeDocument/2006/relationships" xmlns:m="http://schemas.openxmlformats.org/officeDocument/2006/math" xmlns:v="urn:schemas-microsoft-com:vml" xmlns:wp14="http://schemas.microsoft.com/office/word/2010/wordprocessingDrawing" xmlns:wp="http://schemas.openxmlformats.org/drawingml/2006/wordprocessingDrawing" xmlns:w10="urn:schemas-microsoft-com:office:word" xmlns:w="http://schemas.openxmlformats.org/wordprocessingml/2006/main" xmlns:w14="http://schemas.microsoft.com/office/word/2010/wordml" xmlns:w15="http://schemas.microsoft.com/office/word/2012/wordml" xmlns:w16cex="http://schemas.microsoft.com/office/word/2018/wordml/cex" xmlns:w16cid="http://schemas.microsoft.com/office/word/2016/wordml/cid" xmlns:w16="http://schemas.microsoft.com/office/word/2018/wordml" xmlns:w16du="http://schemas.microsoft.com/office/word/2023/wordml/word16du" xmlns:w16sdtdh="http://schemas.microsoft.com/office/word/2020/wordml/sdtdatahash" xmlns:w16se="http://schemas.microsoft.com/office/word/2015/wordml/symex" xmlns:wpg="http://schemas.microsoft.com/office/word/2010/wordprocessingGroup" xmlns:wpi="http://schemas.microsoft.com/office/word/2010/wordprocessingInk" xmlns:wne="http://schemas.microsoft.com/office/word/2006/wordml" xmlns:wps="http://schemas.microsoft.com/office/word/2010/wordprocessingShape" mc:Ignorable="w14 w15 w16se w16cid w16 w16cex w16sdtdh w16du wp14">
+<w:footnotes xmlns:wpc="http://schemas.microsoft.com/office/word/2010/wordprocessingCanvas" xmlns:cx="http://schemas.microsoft.com/office/drawing/2014/chartex" xmlns:cx1="http://schemas.microsoft.com/office/drawing/2015/9/8/chartex" xmlns:cx2="http://schemas.microsoft.com/office/drawing/2015/10/21/chartex" xmlns:cx3="http://schemas.microsoft.com/office/drawing/2016/5/9/chartex" xmlns:cx4="http://schemas.microsoft.com/office/drawing/2016/5/10/chartex" xmlns:cx5="http://schemas.microsoft.com/office/drawing/2016/5/11/chartex" xmlns:cx6="http://schemas.microsoft.com/office/drawing/2016/5/12/chartex" xmlns:cx7="http://schemas.microsoft.com/office/drawing/2016/5/13/chartex" xmlns:cx8="http://schemas.microsoft.com/office/drawing/2016/5/14/chartex" xmlns:mc="http://schemas.openxmlformats.org/markup-compatibility/2006" xmlns:aink="http://schemas.microsoft.com/office/drawing/2016/ink" xmlns:am3d="http://schemas.microsoft.com/office/drawing/2017/model3d" xmlns:o="urn:schemas-microsoft-com:office:office" xmlns:r="http://schemas.openxmlformats.org/officeDocument/2006/relationships" xmlns:m="http://schemas.openxmlformats.org/officeDocument/2006/math" xmlns:v="urn:schemas-microsoft-com:vml" xmlns:wp14="http://schemas.microsoft.com/office/word/2010/wordprocessingDrawing" xmlns:wp="http://schemas.openxmlformats.org/drawingml/2006/wordprocessingDrawing" xmlns:w10="urn:schemas-microsoft-com:office:word" xmlns:w="http://schemas.openxmlformats.org/wordprocessingml/2006/main" xmlns:w14="http://schemas.microsoft.com/office/word/2010/wordml" xmlns:w15="http://schemas.microsoft.com/office/word/2012/wordml" xmlns:w16cex="http://schemas.microsoft.com/office/word/2018/wordml/cex" xmlns:w16cid="http://schemas.microsoft.com/office/word/2016/wordml/cid" xmlns:w16="http://schemas.microsoft.com/office/word/2018/wordml" xmlns:w16sdtdh="http://schemas.microsoft.com/office/word/2020/wordml/sdtdatahash" xmlns:w16se="http://schemas.microsoft.com/office/word/2015/wordml/symex" xmlns:wpg="http://schemas.microsoft.com/office/word/2010/wordprocessingGroup" xmlns:wpi="http://schemas.microsoft.com/office/word/2010/wordprocessingInk" xmlns:wne="http://schemas.microsoft.com/office/word/2006/wordml" xmlns:wps="http://schemas.microsoft.com/office/word/2010/wordprocessingShape" mc:Ignorable="w14 w15 w16se w16cid w16 w16cex w16sdtdh wp14">
   <w:footnote w:type="separator" w:id="-1">
     <w:p>
       <w:pPr>
@@ -6840,7 +6848,7 @@
 </file>
 
 <file path=word/header1.xml><?xml version="1.0" encoding="utf-8"?>
-<w:hdr xmlns:wpc="http://schemas.microsoft.com/office/word/2010/wordprocessingCanvas" xmlns:cx="http://schemas.microsoft.com/office/drawing/2014/chartex" xmlns:cx1="http://schemas.microsoft.com/office/drawing/2015/9/8/chartex" xmlns:cx2="http://schemas.microsoft.com/office/drawing/2015/10/21/chartex" xmlns:cx3="http://schemas.microsoft.com/office/drawing/2016/5/9/chartex" xmlns:cx4="http://schemas.microsoft.com/office/drawing/2016/5/10/chartex" xmlns:cx5="http://schemas.microsoft.com/office/drawing/2016/5/11/chartex" xmlns:cx6="http://schemas.microsoft.com/office/drawing/2016/5/12/chartex" xmlns:cx7="http://schemas.microsoft.com/office/drawing/2016/5/13/chartex" xmlns:cx8="http://schemas.microsoft.com/office/drawing/2016/5/14/chartex" xmlns:mc="http://schemas.openxmlformats.org/markup-compatibility/2006" xmlns:aink="http://schemas.microsoft.com/office/drawing/2016/ink" xmlns:am3d="http://schemas.microsoft.com/office/drawing/2017/model3d" xmlns:o="urn:schemas-microsoft-com:office:office" xmlns:oel="http://schemas.microsoft.com/office/2019/extlst" xmlns:r="http://schemas.openxmlformats.org/officeDocument/2006/relationships" xmlns:m="http://schemas.openxmlformats.org/officeDocument/2006/math" xmlns:v="urn:schemas-microsoft-com:vml" xmlns:wp14="http://schemas.microsoft.com/office/word/2010/wordprocessingDrawing" xmlns:wp="http://schemas.openxmlformats.org/drawingml/2006/wordprocessingDrawing" xmlns:w10="urn:schemas-microsoft-com:office:word" xmlns:w="http://schemas.openxmlformats.org/wordprocessingml/2006/main" xmlns:w14="http://schemas.microsoft.com/office/word/2010/wordml" xmlns:w15="http://schemas.microsoft.com/office/word/2012/wordml" xmlns:w16cex="http://schemas.microsoft.com/office/word/2018/wordml/cex" xmlns:w16cid="http://schemas.microsoft.com/office/word/2016/wordml/cid" xmlns:w16="http://schemas.microsoft.com/office/word/2018/wordml" xmlns:w16du="http://schemas.microsoft.com/office/word/2023/wordml/word16du" xmlns:w16sdtdh="http://schemas.microsoft.com/office/word/2020/wordml/sdtdatahash" xmlns:w16se="http://schemas.microsoft.com/office/word/2015/wordml/symex" xmlns:wpg="http://schemas.microsoft.com/office/word/2010/wordprocessingGroup" xmlns:wpi="http://schemas.microsoft.com/office/word/2010/wordprocessingInk" xmlns:wne="http://schemas.microsoft.com/office/word/2006/wordml" xmlns:wps="http://schemas.microsoft.com/office/word/2010/wordprocessingShape" mc:Ignorable="w14 w15 w16se w16cid w16 w16cex w16sdtdh w16du wp14">
+<w:hdr xmlns:wpc="http://schemas.microsoft.com/office/word/2010/wordprocessingCanvas" xmlns:cx="http://schemas.microsoft.com/office/drawing/2014/chartex" xmlns:cx1="http://schemas.microsoft.com/office/drawing/2015/9/8/chartex" xmlns:cx2="http://schemas.microsoft.com/office/drawing/2015/10/21/chartex" xmlns:cx3="http://schemas.microsoft.com/office/drawing/2016/5/9/chartex" xmlns:cx4="http://schemas.microsoft.com/office/drawing/2016/5/10/chartex" xmlns:cx5="http://schemas.microsoft.com/office/drawing/2016/5/11/chartex" xmlns:cx6="http://schemas.microsoft.com/office/drawing/2016/5/12/chartex" xmlns:cx7="http://schemas.microsoft.com/office/drawing/2016/5/13/chartex" xmlns:cx8="http://schemas.microsoft.com/office/drawing/2016/5/14/chartex" xmlns:mc="http://schemas.openxmlformats.org/markup-compatibility/2006" xmlns:aink="http://schemas.microsoft.com/office/drawing/2016/ink" xmlns:am3d="http://schemas.microsoft.com/office/drawing/2017/model3d" xmlns:o="urn:schemas-microsoft-com:office:office" xmlns:r="http://schemas.openxmlformats.org/officeDocument/2006/relationships" xmlns:m="http://schemas.openxmlformats.org/officeDocument/2006/math" xmlns:v="urn:schemas-microsoft-com:vml" xmlns:wp14="http://schemas.microsoft.com/office/word/2010/wordprocessingDrawing" xmlns:wp="http://schemas.openxmlformats.org/drawingml/2006/wordprocessingDrawing" xmlns:w10="urn:schemas-microsoft-com:office:word" xmlns:w="http://schemas.openxmlformats.org/wordprocessingml/2006/main" xmlns:w14="http://schemas.microsoft.com/office/word/2010/wordml" xmlns:w15="http://schemas.microsoft.com/office/word/2012/wordml" xmlns:w16cex="http://schemas.microsoft.com/office/word/2018/wordml/cex" xmlns:w16cid="http://schemas.microsoft.com/office/word/2016/wordml/cid" xmlns:w16="http://schemas.microsoft.com/office/word/2018/wordml" xmlns:w16sdtdh="http://schemas.microsoft.com/office/word/2020/wordml/sdtdatahash" xmlns:w16se="http://schemas.microsoft.com/office/word/2015/wordml/symex" xmlns:wpg="http://schemas.microsoft.com/office/word/2010/wordprocessingGroup" xmlns:wpi="http://schemas.microsoft.com/office/word/2010/wordprocessingInk" xmlns:wne="http://schemas.microsoft.com/office/word/2006/wordml" xmlns:wps="http://schemas.microsoft.com/office/word/2010/wordprocessingShape" mc:Ignorable="w14 w15 w16se w16cid w16 w16cex w16sdtdh wp14">
   <w:p>
     <w:pPr>
       <w:pStyle w:val="Encabezado"/>
@@ -6925,7 +6933,7 @@
 </file>
 
 <file path=word/numbering.xml><?xml version="1.0" encoding="utf-8"?>
-<w:numbering xmlns:wpc="http://schemas.microsoft.com/office/word/2010/wordprocessingCanvas" xmlns:cx="http://schemas.microsoft.com/office/drawing/2014/chartex" xmlns:cx1="http://schemas.microsoft.com/office/drawing/2015/9/8/chartex" xmlns:cx2="http://schemas.microsoft.com/office/drawing/2015/10/21/chartex" xmlns:cx3="http://schemas.microsoft.com/office/drawing/2016/5/9/chartex" xmlns:cx4="http://schemas.microsoft.com/office/drawing/2016/5/10/chartex" xmlns:cx5="http://schemas.microsoft.com/office/drawing/2016/5/11/chartex" xmlns:cx6="http://schemas.microsoft.com/office/drawing/2016/5/12/chartex" xmlns:cx7="http://schemas.microsoft.com/office/drawing/2016/5/13/chartex" xmlns:cx8="http://schemas.microsoft.com/office/drawing/2016/5/14/chartex" xmlns:mc="http://schemas.openxmlformats.org/markup-compatibility/2006" xmlns:aink="http://schemas.microsoft.com/office/drawing/2016/ink" xmlns:am3d="http://schemas.microsoft.com/office/drawing/2017/model3d" xmlns:o="urn:schemas-microsoft-com:office:office" xmlns:oel="http://schemas.microsoft.com/office/2019/extlst" xmlns:r="http://schemas.openxmlformats.org/officeDocument/2006/relationships" xmlns:m="http://schemas.openxmlformats.org/officeDocument/2006/math" xmlns:v="urn:schemas-microsoft-com:vml" xmlns:wp14="http://schemas.microsoft.com/office/word/2010/wordprocessingDrawing" xmlns:wp="http://schemas.openxmlformats.org/drawingml/2006/wordprocessingDrawing" xmlns:w10="urn:schemas-microsoft-com:office:word" xmlns:w="http://schemas.openxmlformats.org/wordprocessingml/2006/main" xmlns:w14="http://schemas.microsoft.com/office/word/2010/wordml" xmlns:w15="http://schemas.microsoft.com/office/word/2012/wordml" xmlns:w16cex="http://schemas.microsoft.com/office/word/2018/wordml/cex" xmlns:w16cid="http://schemas.microsoft.com/office/word/2016/wordml/cid" xmlns:w16="http://schemas.microsoft.com/office/word/2018/wordml" xmlns:w16du="http://schemas.microsoft.com/office/word/2023/wordml/word16du" xmlns:w16sdtdh="http://schemas.microsoft.com/office/word/2020/wordml/sdtdatahash" xmlns:w16se="http://schemas.microsoft.com/office/word/2015/wordml/symex" xmlns:wpg="http://schemas.microsoft.com/office/word/2010/wordprocessingGroup" xmlns:wpi="http://schemas.microsoft.com/office/word/2010/wordprocessingInk" xmlns:wne="http://schemas.microsoft.com/office/word/2006/wordml" xmlns:wps="http://schemas.microsoft.com/office/word/2010/wordprocessingShape" mc:Ignorable="w14 w15 w16se w16cid w16 w16cex w16sdtdh w16du wp14">
+<w:numbering xmlns:wpc="http://schemas.microsoft.com/office/word/2010/wordprocessingCanvas" xmlns:cx="http://schemas.microsoft.com/office/drawing/2014/chartex" xmlns:cx1="http://schemas.microsoft.com/office/drawing/2015/9/8/chartex" xmlns:cx2="http://schemas.microsoft.com/office/drawing/2015/10/21/chartex" xmlns:cx3="http://schemas.microsoft.com/office/drawing/2016/5/9/chartex" xmlns:cx4="http://schemas.microsoft.com/office/drawing/2016/5/10/chartex" xmlns:cx5="http://schemas.microsoft.com/office/drawing/2016/5/11/chartex" xmlns:cx6="http://schemas.microsoft.com/office/drawing/2016/5/12/chartex" xmlns:cx7="http://schemas.microsoft.com/office/drawing/2016/5/13/chartex" xmlns:cx8="http://schemas.microsoft.com/office/drawing/2016/5/14/chartex" xmlns:mc="http://schemas.openxmlformats.org/markup-compatibility/2006" xmlns:aink="http://schemas.microsoft.com/office/drawing/2016/ink" xmlns:am3d="http://schemas.microsoft.com/office/drawing/2017/model3d" xmlns:o="urn:schemas-microsoft-com:office:office" xmlns:r="http://schemas.openxmlformats.org/officeDocument/2006/relationships" xmlns:m="http://schemas.openxmlformats.org/officeDocument/2006/math" xmlns:v="urn:schemas-microsoft-com:vml" xmlns:wp14="http://schemas.microsoft.com/office/word/2010/wordprocessingDrawing" xmlns:wp="http://schemas.openxmlformats.org/drawingml/2006/wordprocessingDrawing" xmlns:w10="urn:schemas-microsoft-com:office:word" xmlns:w="http://schemas.openxmlformats.org/wordprocessingml/2006/main" xmlns:w14="http://schemas.microsoft.com/office/word/2010/wordml" xmlns:w15="http://schemas.microsoft.com/office/word/2012/wordml" xmlns:w16cex="http://schemas.microsoft.com/office/word/2018/wordml/cex" xmlns:w16cid="http://schemas.microsoft.com/office/word/2016/wordml/cid" xmlns:w16="http://schemas.microsoft.com/office/word/2018/wordml" xmlns:w16sdtdh="http://schemas.microsoft.com/office/word/2020/wordml/sdtdatahash" xmlns:w16se="http://schemas.microsoft.com/office/word/2015/wordml/symex" xmlns:wpg="http://schemas.microsoft.com/office/word/2010/wordprocessingGroup" xmlns:wpi="http://schemas.microsoft.com/office/word/2010/wordprocessingInk" xmlns:wne="http://schemas.microsoft.com/office/word/2006/wordml" xmlns:wps="http://schemas.microsoft.com/office/word/2010/wordprocessingShape" mc:Ignorable="w14 w15 w16se w16cid w16 w16cex w16sdtdh wp14">
   <w:abstractNum w:abstractNumId="0" w15:restartNumberingAfterBreak="0">
     <w:nsid w:val="FFFFFF89"/>
     <w:multiLevelType w:val="singleLevel"/>
@@ -10434,106 +10442,106 @@
       </w:pPr>
     </w:lvl>
   </w:abstractNum>
-  <w:num w:numId="1" w16cid:durableId="1606884900">
+  <w:num w:numId="1">
     <w:abstractNumId w:val="32"/>
   </w:num>
-  <w:num w:numId="2" w16cid:durableId="1173765635">
+  <w:num w:numId="2">
     <w:abstractNumId w:val="0"/>
   </w:num>
-  <w:num w:numId="3" w16cid:durableId="686832365">
+  <w:num w:numId="3">
     <w:abstractNumId w:val="8"/>
   </w:num>
-  <w:num w:numId="4" w16cid:durableId="529536741">
+  <w:num w:numId="4">
     <w:abstractNumId w:val="20"/>
   </w:num>
-  <w:num w:numId="5" w16cid:durableId="298346441">
+  <w:num w:numId="5">
     <w:abstractNumId w:val="13"/>
   </w:num>
-  <w:num w:numId="6" w16cid:durableId="118770899">
+  <w:num w:numId="6">
     <w:abstractNumId w:val="28"/>
   </w:num>
-  <w:num w:numId="7" w16cid:durableId="2014647296">
+  <w:num w:numId="7">
     <w:abstractNumId w:val="25"/>
   </w:num>
-  <w:num w:numId="8" w16cid:durableId="1871916257">
+  <w:num w:numId="8">
     <w:abstractNumId w:val="33"/>
   </w:num>
-  <w:num w:numId="9" w16cid:durableId="703553812">
+  <w:num w:numId="9">
     <w:abstractNumId w:val="31"/>
   </w:num>
-  <w:num w:numId="10" w16cid:durableId="400716498">
+  <w:num w:numId="10">
     <w:abstractNumId w:val="11"/>
   </w:num>
-  <w:num w:numId="11" w16cid:durableId="990595315">
+  <w:num w:numId="11">
     <w:abstractNumId w:val="22"/>
   </w:num>
-  <w:num w:numId="12" w16cid:durableId="622229568">
+  <w:num w:numId="12">
     <w:abstractNumId w:val="30"/>
   </w:num>
-  <w:num w:numId="13" w16cid:durableId="1097482038">
+  <w:num w:numId="13">
     <w:abstractNumId w:val="18"/>
   </w:num>
-  <w:num w:numId="14" w16cid:durableId="2137678481">
+  <w:num w:numId="14">
     <w:abstractNumId w:val="5"/>
   </w:num>
-  <w:num w:numId="15" w16cid:durableId="148787352">
+  <w:num w:numId="15">
     <w:abstractNumId w:val="9"/>
   </w:num>
-  <w:num w:numId="16" w16cid:durableId="594678127">
+  <w:num w:numId="16">
     <w:abstractNumId w:val="27"/>
   </w:num>
-  <w:num w:numId="17" w16cid:durableId="1735079320">
+  <w:num w:numId="17">
     <w:abstractNumId w:val="4"/>
   </w:num>
-  <w:num w:numId="18" w16cid:durableId="1849057495">
+  <w:num w:numId="18">
     <w:abstractNumId w:val="24"/>
   </w:num>
-  <w:num w:numId="19" w16cid:durableId="494344604">
+  <w:num w:numId="19">
     <w:abstractNumId w:val="14"/>
   </w:num>
-  <w:num w:numId="20" w16cid:durableId="1489595961">
+  <w:num w:numId="20">
     <w:abstractNumId w:val="16"/>
   </w:num>
-  <w:num w:numId="21" w16cid:durableId="359361584">
+  <w:num w:numId="21">
     <w:abstractNumId w:val="15"/>
   </w:num>
-  <w:num w:numId="22" w16cid:durableId="527841403">
+  <w:num w:numId="22">
     <w:abstractNumId w:val="29"/>
   </w:num>
-  <w:num w:numId="23" w16cid:durableId="51739613">
+  <w:num w:numId="23">
     <w:abstractNumId w:val="7"/>
   </w:num>
-  <w:num w:numId="24" w16cid:durableId="1592544693">
+  <w:num w:numId="24">
     <w:abstractNumId w:val="23"/>
   </w:num>
-  <w:num w:numId="25" w16cid:durableId="179898997">
+  <w:num w:numId="25">
     <w:abstractNumId w:val="21"/>
   </w:num>
-  <w:num w:numId="26" w16cid:durableId="319434144">
+  <w:num w:numId="26">
     <w:abstractNumId w:val="3"/>
   </w:num>
-  <w:num w:numId="27" w16cid:durableId="1211459086">
+  <w:num w:numId="27">
     <w:abstractNumId w:val="26"/>
   </w:num>
-  <w:num w:numId="28" w16cid:durableId="1873376597">
+  <w:num w:numId="28">
     <w:abstractNumId w:val="2"/>
   </w:num>
-  <w:num w:numId="29" w16cid:durableId="962735314">
+  <w:num w:numId="29">
     <w:abstractNumId w:val="6"/>
   </w:num>
-  <w:num w:numId="30" w16cid:durableId="77220356">
+  <w:num w:numId="30">
     <w:abstractNumId w:val="17"/>
   </w:num>
-  <w:num w:numId="31" w16cid:durableId="80681478">
+  <w:num w:numId="31">
     <w:abstractNumId w:val="1"/>
   </w:num>
-  <w:num w:numId="32" w16cid:durableId="1527717823">
+  <w:num w:numId="32">
     <w:abstractNumId w:val="10"/>
   </w:num>
-  <w:num w:numId="33" w16cid:durableId="466707788">
+  <w:num w:numId="33">
     <w:abstractNumId w:val="19"/>
   </w:num>
-  <w:num w:numId="34" w16cid:durableId="260452452">
+  <w:num w:numId="34">
     <w:abstractNumId w:val="12"/>
   </w:num>
   <w:numIdMacAtCleanup w:val="16"/>
@@ -10541,7 +10549,7 @@
 </file>
 
 <file path=word/styles.xml><?xml version="1.0" encoding="utf-8"?>
-<w:styles xmlns:mc="http://schemas.openxmlformats.org/markup-compatibility/2006" xmlns:r="http://schemas.openxmlformats.org/officeDocument/2006/relationships" xmlns:w="http://schemas.openxmlformats.org/wordprocessingml/2006/main" xmlns:w14="http://schemas.microsoft.com/office/word/2010/wordml" xmlns:w15="http://schemas.microsoft.com/office/word/2012/wordml" xmlns:w16cex="http://schemas.microsoft.com/office/word/2018/wordml/cex" xmlns:w16cid="http://schemas.microsoft.com/office/word/2016/wordml/cid" xmlns:w16="http://schemas.microsoft.com/office/word/2018/wordml" xmlns:w16du="http://schemas.microsoft.com/office/word/2023/wordml/word16du" xmlns:w16sdtdh="http://schemas.microsoft.com/office/word/2020/wordml/sdtdatahash" xmlns:w16se="http://schemas.microsoft.com/office/word/2015/wordml/symex" mc:Ignorable="w14 w15 w16se w16cid w16 w16cex w16sdtdh w16du">
+<w:styles xmlns:mc="http://schemas.openxmlformats.org/markup-compatibility/2006" xmlns:r="http://schemas.openxmlformats.org/officeDocument/2006/relationships" xmlns:w="http://schemas.openxmlformats.org/wordprocessingml/2006/main" xmlns:w14="http://schemas.microsoft.com/office/word/2010/wordml" xmlns:w15="http://schemas.microsoft.com/office/word/2012/wordml" xmlns:w16cex="http://schemas.microsoft.com/office/word/2018/wordml/cex" xmlns:w16cid="http://schemas.microsoft.com/office/word/2016/wordml/cid" xmlns:w16="http://schemas.microsoft.com/office/word/2018/wordml" xmlns:w16sdtdh="http://schemas.microsoft.com/office/word/2020/wordml/sdtdatahash" xmlns:w16se="http://schemas.microsoft.com/office/word/2015/wordml/symex" mc:Ignorable="w14 w15 w16se w16cid w16 w16cex w16sdtdh">
   <w:docDefaults>
     <w:rPrDefault>
       <w:rPr>
@@ -12079,10 +12087,19 @@
 </file>
 
 <file path=customXml/item1.xml><?xml version="1.0" encoding="utf-8"?>
+<?mso-contentType ?>
+<FormTemplates xmlns="http://schemas.microsoft.com/sharepoint/v3/contenttype/forms">
+  <Display>DocumentLibraryForm</Display>
+  <Edit>DocumentLibraryForm</Edit>
+  <New>DocumentLibraryForm</New>
+</FormTemplates>
+</file>
+
+<file path=customXml/item2.xml><?xml version="1.0" encoding="utf-8"?>
 <b:Sources xmlns:b="http://schemas.openxmlformats.org/officeDocument/2006/bibliography" xmlns="http://schemas.openxmlformats.org/officeDocument/2006/bibliography" SelectedStyle="\APASixthEditionOfficeOnline.xsl" StyleName="APA" Version="6"/>
 </file>
 
-<file path=customXml/item2.xml><?xml version="1.0" encoding="utf-8"?>
+<file path=customXml/item3.xml><?xml version="1.0" encoding="utf-8"?>
 <ct:contentTypeSchema xmlns:ct="http://schemas.microsoft.com/office/2006/metadata/contentType" xmlns:ma="http://schemas.microsoft.com/office/2006/metadata/properties/metaAttributes" ct:_="" ma:_="" ma:contentTypeName="Documento" ma:contentTypeID="0x01010049282E1EDBE9234EA9E6D38F720E265F" ma:contentTypeVersion="15" ma:contentTypeDescription="Crear nuevo documento." ma:contentTypeScope="" ma:versionID="b31c7aa9eaf043a08b87120b3c4916e3">
   <xsd:schema xmlns:xsd="http://www.w3.org/2001/XMLSchema" xmlns:xs="http://www.w3.org/2001/XMLSchema" xmlns:p="http://schemas.microsoft.com/office/2006/metadata/properties" xmlns:ns2="cb45339b-ced9-4d0d-8f64-77573914d53b" xmlns:ns3="43a3ca16-9c26-4813-b83f-4aec9927b43f" targetNamespace="http://schemas.microsoft.com/office/2006/metadata/properties" ma:root="true" ma:fieldsID="3533d065b04d75c457075bc55f1f5315" ns2:_="" ns3:_="">
     <xsd:import namespace="cb45339b-ced9-4d0d-8f64-77573914d53b"/>
@@ -12317,15 +12334,6 @@
 </ct:contentTypeSchema>
 </file>
 
-<file path=customXml/item3.xml><?xml version="1.0" encoding="utf-8"?>
-<?mso-contentType ?>
-<FormTemplates xmlns="http://schemas.microsoft.com/sharepoint/v3/contenttype/forms">
-  <Display>DocumentLibraryForm</Display>
-  <Edit>DocumentLibraryForm</Edit>
-  <New>DocumentLibraryForm</New>
-</FormTemplates>
-</file>
-
 <file path=customXml/item4.xml><?xml version="1.0" encoding="utf-8"?>
 <p:properties xmlns:p="http://schemas.microsoft.com/office/2006/metadata/properties" xmlns:xsi="http://www.w3.org/2001/XMLSchema-instance" xmlns:pc="http://schemas.microsoft.com/office/infopath/2007/PartnerControls">
   <documentManagement>
@@ -12338,6 +12346,14 @@
 </file>
 
 <file path=customXml/itemProps1.xml><?xml version="1.0" encoding="utf-8"?>
+<ds:datastoreItem xmlns:ds="http://schemas.openxmlformats.org/officeDocument/2006/customXml" ds:itemID="{C38EAFF2-EF03-48E7-93C9-EDF41BFE19D3}">
+  <ds:schemaRefs>
+    <ds:schemaRef ds:uri="http://schemas.microsoft.com/sharepoint/v3/contenttype/forms"/>
+  </ds:schemaRefs>
+</ds:datastoreItem>
+</file>
+
+<file path=customXml/itemProps2.xml><?xml version="1.0" encoding="utf-8"?>
 <ds:datastoreItem xmlns:ds="http://schemas.openxmlformats.org/officeDocument/2006/customXml" ds:itemID="{E8AB44A3-7C62-4BD2-82ED-8ABC209970FA}">
   <ds:schemaRefs>
     <ds:schemaRef ds:uri="http://schemas.openxmlformats.org/officeDocument/2006/bibliography"/>
@@ -12345,14 +12361,32 @@
 </ds:datastoreItem>
 </file>
 
-<file path=customXml/itemProps2.xml><?xml version="1.0" encoding="utf-8"?>
-<ds:datastoreItem xmlns:ds="http://schemas.openxmlformats.org/officeDocument/2006/customXml" ds:itemID="{FA92C4A0-487B-4A82-9B55-3DFC8DA9616D}"/>
-</file>
-
 <file path=customXml/itemProps3.xml><?xml version="1.0" encoding="utf-8"?>
-<ds:datastoreItem xmlns:ds="http://schemas.openxmlformats.org/officeDocument/2006/customXml" ds:itemID="{C38EAFF2-EF03-48E7-93C9-EDF41BFE19D3}"/>
+<ds:datastoreItem xmlns:ds="http://schemas.openxmlformats.org/officeDocument/2006/customXml" ds:itemID="{FA92C4A0-487B-4A82-9B55-3DFC8DA9616D}">
+  <ds:schemaRefs>
+    <ds:schemaRef ds:uri="http://schemas.microsoft.com/office/2006/metadata/contentType"/>
+    <ds:schemaRef ds:uri="http://schemas.microsoft.com/office/2006/metadata/properties/metaAttributes"/>
+    <ds:schemaRef ds:uri="http://www.w3.org/2001/XMLSchema"/>
+    <ds:schemaRef ds:uri="http://schemas.microsoft.com/office/2006/metadata/properties"/>
+    <ds:schemaRef ds:uri="cb45339b-ced9-4d0d-8f64-77573914d53b"/>
+    <ds:schemaRef ds:uri="43a3ca16-9c26-4813-b83f-4aec9927b43f"/>
+    <ds:schemaRef ds:uri="http://schemas.microsoft.com/office/2006/documentManagement/types"/>
+    <ds:schemaRef ds:uri="http://schemas.microsoft.com/office/infopath/2007/PartnerControls"/>
+    <ds:schemaRef ds:uri="http://schemas.openxmlformats.org/package/2006/metadata/core-properties"/>
+    <ds:schemaRef ds:uri="http://purl.org/dc/elements/1.1/"/>
+    <ds:schemaRef ds:uri="http://purl.org/dc/terms/"/>
+    <ds:schemaRef ds:uri="http://schemas.microsoft.com/internal/obd"/>
+  </ds:schemaRefs>
+</ds:datastoreItem>
 </file>
 
 <file path=customXml/itemProps4.xml><?xml version="1.0" encoding="utf-8"?>
-<ds:datastoreItem xmlns:ds="http://schemas.openxmlformats.org/officeDocument/2006/customXml" ds:itemID="{A742D337-662F-413A-B590-7C5078B7A383}"/>
+<ds:datastoreItem xmlns:ds="http://schemas.openxmlformats.org/officeDocument/2006/customXml" ds:itemID="{A742D337-662F-413A-B590-7C5078B7A383}">
+  <ds:schemaRefs>
+    <ds:schemaRef ds:uri="http://schemas.microsoft.com/office/2006/metadata/properties"/>
+    <ds:schemaRef ds:uri="http://schemas.microsoft.com/office/infopath/2007/PartnerControls"/>
+    <ds:schemaRef ds:uri="cb45339b-ced9-4d0d-8f64-77573914d53b"/>
+    <ds:schemaRef ds:uri="43a3ca16-9c26-4813-b83f-4aec9927b43f"/>
+  </ds:schemaRefs>
+</ds:datastoreItem>
 </file>